--- a/data/outputs/v2/Biology/SS2.1_Plant_Nutrition/Biology_Plant_Nutrition_FinalExplanation.docx
+++ b/data/outputs/v2/Biology/SS2.1_Plant_Nutrition/Biology_Plant_Nutrition_FinalExplanation.docx
@@ -38,6 +38,177 @@
           <w:szCs w:val="22"/>
         </w:rPr>
         <w:t xml:space="preserve">Student Assessment Document</w:t>
+      </w:r>
+    </w:p>
+    <w:p>
+      <w:pPr>
+        <w:spacing w:after="80" w:before="120"/>
+      </w:pPr>
+      <w:r>
+        <w:rPr>
+          <w:rFonts w:ascii="Arial" w:cs="Arial" w:eastAsia="Arial" w:hAnsi="Arial"/>
+          <w:b/>
+          <w:bCs/>
+          <w:color w:val="1F3864"/>
+          <w:sz w:val="20"/>
+          <w:szCs w:val="20"/>
+        </w:rPr>
+        <w:t xml:space="preserve">ATTRIBUTION AND LICENSING</w:t>
+      </w:r>
+    </w:p>
+    <w:p>
+      <w:pPr>
+        <w:spacing w:after="60" w:before="0"/>
+      </w:pPr>
+      <w:r>
+        <w:rPr>
+          <w:rFonts w:ascii="Arial" w:cs="Arial" w:eastAsia="Arial" w:hAnsi="Arial"/>
+          <w:b/>
+          <w:bCs/>
+          <w:sz w:val="17"/>
+          <w:szCs w:val="17"/>
+        </w:rPr>
+        <w:t xml:space="preserve">Curriculum Alignment: </w:t>
+      </w:r>
+      <w:r>
+        <w:rPr>
+          <w:rFonts w:ascii="Arial" w:cs="Arial" w:eastAsia="Arial" w:hAnsi="Arial"/>
+          <w:sz w:val="17"/>
+          <w:szCs w:val="17"/>
+        </w:rPr>
+        <w:t xml:space="preserve">Structured in pedagogical alignment with the competence-based curriculum format and learning outcomes established by the Kenya Institute of Curriculum Development (KICD). This material is independently developed and is not officially endorsed or published by KICD.</w:t>
+      </w:r>
+    </w:p>
+    <w:p>
+      <w:pPr>
+        <w:spacing w:after="60" w:before="0"/>
+      </w:pPr>
+      <w:r>
+        <w:rPr>
+          <w:rFonts w:ascii="Arial" w:cs="Arial" w:eastAsia="Arial" w:hAnsi="Arial"/>
+          <w:b/>
+          <w:bCs/>
+          <w:sz w:val="17"/>
+          <w:szCs w:val="17"/>
+        </w:rPr>
+        <w:t xml:space="preserve">Content &amp; Pedagogy: </w:t>
+      </w:r>
+      <w:r>
+        <w:rPr>
+          <w:rFonts w:ascii="Arial" w:cs="Arial" w:eastAsia="Arial" w:hAnsi="Arial"/>
+          <w:sz w:val="17"/>
+          <w:szCs w:val="17"/>
+        </w:rPr>
+        <w:t xml:space="preserve">Developed and adapted by the educator team at SeaVuria (registered 501(c)(3) in the United States and registered NGO in Kenya, No. 872-850A-BF11), who designed the pedagogical framework, lesson templates and exemplar lessons on which this material is based.</w:t>
+      </w:r>
+    </w:p>
+    <w:p>
+      <w:pPr>
+        <w:spacing w:after="60" w:before="0"/>
+      </w:pPr>
+      <w:r>
+        <w:rPr>
+          <w:rFonts w:ascii="Arial" w:cs="Arial" w:eastAsia="Arial" w:hAnsi="Arial"/>
+          <w:b/>
+          <w:bCs/>
+          <w:sz w:val="17"/>
+          <w:szCs w:val="17"/>
+        </w:rPr>
+        <w:t xml:space="preserve">Production &amp; Layout: </w:t>
+      </w:r>
+      <w:r>
+        <w:rPr>
+          <w:rFonts w:ascii="Arial" w:cs="Arial" w:eastAsia="Arial" w:hAnsi="Arial"/>
+          <w:sz w:val="17"/>
+          <w:szCs w:val="17"/>
+        </w:rPr>
+        <w:t xml:space="preserve">Educational design and curriculum sequencing by SeaVuria. Technical layout, structural formatting, and digital optimization/implementation executed in partnership with ARES Education (registered 501(c)(3) in the United States and Canada (as Afretech Aid) and registered NGO in Kenya), with lesson drafting and compilation assisted by AI (Claude, Anthropic).</w:t>
+      </w:r>
+    </w:p>
+    <w:p>
+      <w:pPr>
+        <w:pBdr>
+          <w:bottom w:val="single" w:color="1F3864" w:sz="6" w:space="6"/>
+        </w:pBdr>
+        <w:spacing w:after="60" w:before="0"/>
+      </w:pPr>
+      <w:r>
+        <w:rPr>
+          <w:rFonts w:ascii="Arial" w:cs="Arial" w:eastAsia="Arial" w:hAnsi="Arial"/>
+          <w:b/>
+          <w:bCs/>
+          <w:sz w:val="17"/>
+          <w:szCs w:val="17"/>
+        </w:rPr>
+        <w:t xml:space="preserve">Licensing &amp; Copyright: </w:t>
+      </w:r>
+      <w:r>
+        <w:rPr>
+          <w:rFonts w:ascii="Arial" w:cs="Arial" w:eastAsia="Arial" w:hAnsi="Arial"/>
+          <w:sz w:val="17"/>
+          <w:szCs w:val="17"/>
+        </w:rPr>
+        <w:t xml:space="preserve">© 2026 SeaVuria and ARES. This work is licensed under a </w:t>
+      </w:r>
+      <w:hyperlink w:history="1" r:id="rIdapcvaptekoh5p7ve59smn">
+        <w:r>
+          <w:rPr>
+            <w:rFonts w:ascii="Arial" w:cs="Arial" w:eastAsia="Arial" w:hAnsi="Arial"/>
+            <w:color w:val="1F6B75"/>
+            <w:sz w:val="17"/>
+            <w:szCs w:val="17"/>
+            <w:u w:val="single" w:color="1F6B75"/>
+          </w:rPr>
+          <w:t xml:space="preserve">Creative Commons Attribution-NonCommercial 4.0 International License</w:t>
+        </w:r>
+      </w:hyperlink>
+      <w:r>
+        <w:rPr>
+          <w:rFonts w:ascii="Arial" w:cs="Arial" w:eastAsia="Arial" w:hAnsi="Arial"/>
+          <w:sz w:val="17"/>
+          <w:szCs w:val="17"/>
+        </w:rPr>
+        <w:t xml:space="preserve"> (</w:t>
+      </w:r>
+      <w:hyperlink w:history="1" r:id="rId1jhflls5edktxbnc9rpka">
+        <w:r>
+          <w:rPr>
+            <w:rFonts w:ascii="Arial" w:cs="Arial" w:eastAsia="Arial" w:hAnsi="Arial"/>
+            <w:color w:val="1F6B75"/>
+            <w:sz w:val="17"/>
+            <w:szCs w:val="17"/>
+            <w:u w:val="single" w:color="1F6B75"/>
+          </w:rPr>
+          <w:t xml:space="preserve">CC BY-NC 4.0</w:t>
+        </w:r>
+      </w:hyperlink>
+      <w:r>
+        <w:rPr>
+          <w:rFonts w:ascii="Arial" w:cs="Arial" w:eastAsia="Arial" w:hAnsi="Arial"/>
+          <w:sz w:val="17"/>
+          <w:szCs w:val="17"/>
+        </w:rPr>
+        <w:t xml:space="preserve">). To view a copy of this license, visit </w:t>
+      </w:r>
+      <w:hyperlink w:history="1" r:id="rId4t0rhpas1qimt2sdonfeu">
+        <w:r>
+          <w:rPr>
+            <w:rFonts w:ascii="Arial" w:cs="Arial" w:eastAsia="Arial" w:hAnsi="Arial"/>
+            <w:color w:val="1F6B75"/>
+            <w:sz w:val="17"/>
+            <w:szCs w:val="17"/>
+            <w:u w:val="single" w:color="1F6B75"/>
+          </w:rPr>
+          <w:t xml:space="preserve">https://creativecommons.org/licenses/by-nc/4.0/</w:t>
+        </w:r>
+      </w:hyperlink>
+      <w:r>
+        <w:rPr>
+          <w:rFonts w:ascii="Arial" w:cs="Arial" w:eastAsia="Arial" w:hAnsi="Arial"/>
+          <w:sz w:val="17"/>
+          <w:szCs w:val="17"/>
+        </w:rPr>
+        <w:t xml:space="preserve">. You are free to copy, redistribute, and adapt this material in any medium or format, provided appropriate credit is given and the material is not used for commercial purposes. KICD learning outcomes and curriculum designations reproduced here for alignment purposes remain the property of KICD and are not covered by this license. Linked external resources (e.g. CK-12, Khan Academy, PhET) are subject to their own licenses.</w:t>
       </w:r>
     </w:p>
     <w:p>

--- a/data/outputs/v2/Biology/SS2.1_Plant_Nutrition/Biology_Plant_Nutrition_FinalExplanation.docx
+++ b/data/outputs/v2/Biology/SS2.1_Plant_Nutrition/Biology_Plant_Nutrition_FinalExplanation.docx
@@ -150,7 +150,7 @@
         </w:rPr>
         <w:t xml:space="preserve">© 2026 SeaVuria and ARES. This work is licensed under a </w:t>
       </w:r>
-      <w:hyperlink w:history="1" r:id="rIdapcvaptekoh5p7ve59smn">
+      <w:hyperlink w:history="1" r:id="rIdlztpmobljycspig5zgdio">
         <w:r>
           <w:rPr>
             <w:rFonts w:ascii="Arial" w:cs="Arial" w:eastAsia="Arial" w:hAnsi="Arial"/>
@@ -170,7 +170,7 @@
         </w:rPr>
         <w:t xml:space="preserve"> (</w:t>
       </w:r>
-      <w:hyperlink w:history="1" r:id="rId1jhflls5edktxbnc9rpka">
+      <w:hyperlink w:history="1" r:id="rIdrr2sxnz2rokxsuaxmktss">
         <w:r>
           <w:rPr>
             <w:rFonts w:ascii="Arial" w:cs="Arial" w:eastAsia="Arial" w:hAnsi="Arial"/>
@@ -190,7 +190,7 @@
         </w:rPr>
         <w:t xml:space="preserve">). To view a copy of this license, visit </w:t>
       </w:r>
-      <w:hyperlink w:history="1" r:id="rId4t0rhpas1qimt2sdonfeu">
+      <w:hyperlink w:history="1" r:id="rIdooaf8-2soxlgm4w5fnikk">
         <w:r>
           <w:rPr>
             <w:rFonts w:ascii="Arial" w:cs="Arial" w:eastAsia="Arial" w:hAnsi="Arial"/>

--- a/data/outputs/v2/Biology/SS2.1_Plant_Nutrition/Biology_Plant_Nutrition_FinalExplanation.docx
+++ b/data/outputs/v2/Biology/SS2.1_Plant_Nutrition/Biology_Plant_Nutrition_FinalExplanation.docx
@@ -38,177 +38,6 @@
           <w:szCs w:val="22"/>
         </w:rPr>
         <w:t xml:space="preserve">Student Assessment Document</w:t>
-      </w:r>
-    </w:p>
-    <w:p>
-      <w:pPr>
-        <w:spacing w:after="80" w:before="120"/>
-      </w:pPr>
-      <w:r>
-        <w:rPr>
-          <w:rFonts w:ascii="Arial" w:cs="Arial" w:eastAsia="Arial" w:hAnsi="Arial"/>
-          <w:b/>
-          <w:bCs/>
-          <w:color w:val="1F3864"/>
-          <w:sz w:val="20"/>
-          <w:szCs w:val="20"/>
-        </w:rPr>
-        <w:t xml:space="preserve">ATTRIBUTION AND LICENSING</w:t>
-      </w:r>
-    </w:p>
-    <w:p>
-      <w:pPr>
-        <w:spacing w:after="60" w:before="0"/>
-      </w:pPr>
-      <w:r>
-        <w:rPr>
-          <w:rFonts w:ascii="Arial" w:cs="Arial" w:eastAsia="Arial" w:hAnsi="Arial"/>
-          <w:b/>
-          <w:bCs/>
-          <w:sz w:val="17"/>
-          <w:szCs w:val="17"/>
-        </w:rPr>
-        <w:t xml:space="preserve">Curriculum Alignment: </w:t>
-      </w:r>
-      <w:r>
-        <w:rPr>
-          <w:rFonts w:ascii="Arial" w:cs="Arial" w:eastAsia="Arial" w:hAnsi="Arial"/>
-          <w:sz w:val="17"/>
-          <w:szCs w:val="17"/>
-        </w:rPr>
-        <w:t xml:space="preserve">Structured in pedagogical alignment with the competence-based curriculum format and learning outcomes established by the Kenya Institute of Curriculum Development (KICD). This material is independently developed and is not officially endorsed or published by KICD.</w:t>
-      </w:r>
-    </w:p>
-    <w:p>
-      <w:pPr>
-        <w:spacing w:after="60" w:before="0"/>
-      </w:pPr>
-      <w:r>
-        <w:rPr>
-          <w:rFonts w:ascii="Arial" w:cs="Arial" w:eastAsia="Arial" w:hAnsi="Arial"/>
-          <w:b/>
-          <w:bCs/>
-          <w:sz w:val="17"/>
-          <w:szCs w:val="17"/>
-        </w:rPr>
-        <w:t xml:space="preserve">Content &amp; Pedagogy: </w:t>
-      </w:r>
-      <w:r>
-        <w:rPr>
-          <w:rFonts w:ascii="Arial" w:cs="Arial" w:eastAsia="Arial" w:hAnsi="Arial"/>
-          <w:sz w:val="17"/>
-          <w:szCs w:val="17"/>
-        </w:rPr>
-        <w:t xml:space="preserve">Developed and adapted by the educator team at SeaVuria (registered 501(c)(3) in the United States and registered NGO in Kenya, No. 872-850A-BF11), who designed the pedagogical framework, lesson templates and exemplar lessons on which this material is based.</w:t>
-      </w:r>
-    </w:p>
-    <w:p>
-      <w:pPr>
-        <w:spacing w:after="60" w:before="0"/>
-      </w:pPr>
-      <w:r>
-        <w:rPr>
-          <w:rFonts w:ascii="Arial" w:cs="Arial" w:eastAsia="Arial" w:hAnsi="Arial"/>
-          <w:b/>
-          <w:bCs/>
-          <w:sz w:val="17"/>
-          <w:szCs w:val="17"/>
-        </w:rPr>
-        <w:t xml:space="preserve">Production &amp; Layout: </w:t>
-      </w:r>
-      <w:r>
-        <w:rPr>
-          <w:rFonts w:ascii="Arial" w:cs="Arial" w:eastAsia="Arial" w:hAnsi="Arial"/>
-          <w:sz w:val="17"/>
-          <w:szCs w:val="17"/>
-        </w:rPr>
-        <w:t xml:space="preserve">Educational design and curriculum sequencing by SeaVuria. Technical layout, structural formatting, and digital optimization/implementation executed in partnership with ARES Education (registered 501(c)(3) in the United States and Canada (as Afretech Aid) and registered NGO in Kenya), with lesson drafting and compilation assisted by AI (Claude, Anthropic).</w:t>
-      </w:r>
-    </w:p>
-    <w:p>
-      <w:pPr>
-        <w:pBdr>
-          <w:bottom w:val="single" w:color="1F3864" w:sz="6" w:space="6"/>
-        </w:pBdr>
-        <w:spacing w:after="60" w:before="0"/>
-      </w:pPr>
-      <w:r>
-        <w:rPr>
-          <w:rFonts w:ascii="Arial" w:cs="Arial" w:eastAsia="Arial" w:hAnsi="Arial"/>
-          <w:b/>
-          <w:bCs/>
-          <w:sz w:val="17"/>
-          <w:szCs w:val="17"/>
-        </w:rPr>
-        <w:t xml:space="preserve">Licensing &amp; Copyright: </w:t>
-      </w:r>
-      <w:r>
-        <w:rPr>
-          <w:rFonts w:ascii="Arial" w:cs="Arial" w:eastAsia="Arial" w:hAnsi="Arial"/>
-          <w:sz w:val="17"/>
-          <w:szCs w:val="17"/>
-        </w:rPr>
-        <w:t xml:space="preserve">© 2026 SeaVuria and ARES. This work is licensed under a </w:t>
-      </w:r>
-      <w:hyperlink w:history="1" r:id="rIdlztpmobljycspig5zgdio">
-        <w:r>
-          <w:rPr>
-            <w:rFonts w:ascii="Arial" w:cs="Arial" w:eastAsia="Arial" w:hAnsi="Arial"/>
-            <w:color w:val="1F6B75"/>
-            <w:sz w:val="17"/>
-            <w:szCs w:val="17"/>
-            <w:u w:val="single" w:color="1F6B75"/>
-          </w:rPr>
-          <w:t xml:space="preserve">Creative Commons Attribution-NonCommercial 4.0 International License</w:t>
-        </w:r>
-      </w:hyperlink>
-      <w:r>
-        <w:rPr>
-          <w:rFonts w:ascii="Arial" w:cs="Arial" w:eastAsia="Arial" w:hAnsi="Arial"/>
-          <w:sz w:val="17"/>
-          <w:szCs w:val="17"/>
-        </w:rPr>
-        <w:t xml:space="preserve"> (</w:t>
-      </w:r>
-      <w:hyperlink w:history="1" r:id="rIdrr2sxnz2rokxsuaxmktss">
-        <w:r>
-          <w:rPr>
-            <w:rFonts w:ascii="Arial" w:cs="Arial" w:eastAsia="Arial" w:hAnsi="Arial"/>
-            <w:color w:val="1F6B75"/>
-            <w:sz w:val="17"/>
-            <w:szCs w:val="17"/>
-            <w:u w:val="single" w:color="1F6B75"/>
-          </w:rPr>
-          <w:t xml:space="preserve">CC BY-NC 4.0</w:t>
-        </w:r>
-      </w:hyperlink>
-      <w:r>
-        <w:rPr>
-          <w:rFonts w:ascii="Arial" w:cs="Arial" w:eastAsia="Arial" w:hAnsi="Arial"/>
-          <w:sz w:val="17"/>
-          <w:szCs w:val="17"/>
-        </w:rPr>
-        <w:t xml:space="preserve">). To view a copy of this license, visit </w:t>
-      </w:r>
-      <w:hyperlink w:history="1" r:id="rIdooaf8-2soxlgm4w5fnikk">
-        <w:r>
-          <w:rPr>
-            <w:rFonts w:ascii="Arial" w:cs="Arial" w:eastAsia="Arial" w:hAnsi="Arial"/>
-            <w:color w:val="1F6B75"/>
-            <w:sz w:val="17"/>
-            <w:szCs w:val="17"/>
-            <w:u w:val="single" w:color="1F6B75"/>
-          </w:rPr>
-          <w:t xml:space="preserve">https://creativecommons.org/licenses/by-nc/4.0/</w:t>
-        </w:r>
-      </w:hyperlink>
-      <w:r>
-        <w:rPr>
-          <w:rFonts w:ascii="Arial" w:cs="Arial" w:eastAsia="Arial" w:hAnsi="Arial"/>
-          <w:sz w:val="17"/>
-          <w:szCs w:val="17"/>
-        </w:rPr>
-        <w:t xml:space="preserve">. You are free to copy, redistribute, and adapt this material in any medium or format, provided appropriate credit is given and the material is not used for commercial purposes. KICD learning outcomes and curriculum designations reproduced here for alignment purposes remain the property of KICD and are not covered by this license. Linked external resources (e.g. CK-12, Khan Academy, PhET) are subject to their own licenses.</w:t>
       </w:r>
     </w:p>
     <w:p>
@@ -2517,6 +2346,185 @@
         </w:tc>
       </w:tr>
     </w:tbl>
+    <w:p>
+      <w:pPr>
+        <w:spacing w:after="120"/>
+      </w:pPr>
+      <w:r>
+        <w:t xml:space="preserve"/>
+      </w:r>
+    </w:p>
+    <w:p>
+      <w:pPr>
+        <w:spacing w:after="80" w:before="120"/>
+      </w:pPr>
+      <w:r>
+        <w:rPr>
+          <w:rFonts w:ascii="Arial" w:cs="Arial" w:eastAsia="Arial" w:hAnsi="Arial"/>
+          <w:b/>
+          <w:bCs/>
+          <w:color w:val="1F3864"/>
+          <w:sz w:val="20"/>
+          <w:szCs w:val="20"/>
+        </w:rPr>
+        <w:t xml:space="preserve">ATTRIBUTION AND LICENSING</w:t>
+      </w:r>
+    </w:p>
+    <w:p>
+      <w:pPr>
+        <w:spacing w:after="60" w:before="0"/>
+      </w:pPr>
+      <w:r>
+        <w:rPr>
+          <w:rFonts w:ascii="Arial" w:cs="Arial" w:eastAsia="Arial" w:hAnsi="Arial"/>
+          <w:b/>
+          <w:bCs/>
+          <w:sz w:val="17"/>
+          <w:szCs w:val="17"/>
+        </w:rPr>
+        <w:t xml:space="preserve">Curriculum Alignment: </w:t>
+      </w:r>
+      <w:r>
+        <w:rPr>
+          <w:rFonts w:ascii="Arial" w:cs="Arial" w:eastAsia="Arial" w:hAnsi="Arial"/>
+          <w:sz w:val="17"/>
+          <w:szCs w:val="17"/>
+        </w:rPr>
+        <w:t xml:space="preserve">Structured in pedagogical alignment with the competence-based curriculum format and learning outcomes established by the Kenya Institute of Curriculum Development (KICD). This material is independently developed and is not officially endorsed or published by KICD.</w:t>
+      </w:r>
+    </w:p>
+    <w:p>
+      <w:pPr>
+        <w:spacing w:after="60" w:before="0"/>
+      </w:pPr>
+      <w:r>
+        <w:rPr>
+          <w:rFonts w:ascii="Arial" w:cs="Arial" w:eastAsia="Arial" w:hAnsi="Arial"/>
+          <w:b/>
+          <w:bCs/>
+          <w:sz w:val="17"/>
+          <w:szCs w:val="17"/>
+        </w:rPr>
+        <w:t xml:space="preserve">Content &amp; Pedagogy: </w:t>
+      </w:r>
+      <w:r>
+        <w:rPr>
+          <w:rFonts w:ascii="Arial" w:cs="Arial" w:eastAsia="Arial" w:hAnsi="Arial"/>
+          <w:sz w:val="17"/>
+          <w:szCs w:val="17"/>
+        </w:rPr>
+        <w:t xml:space="preserve">Developed and adapted by the educator team at SeaVuria (registered 501(c)(3) in the United States and registered NGO in Kenya, No. 872-850A-BF11), who designed the pedagogical framework, lesson templates and exemplar lessons on which this material is based.</w:t>
+      </w:r>
+    </w:p>
+    <w:p>
+      <w:pPr>
+        <w:spacing w:after="60" w:before="0"/>
+      </w:pPr>
+      <w:r>
+        <w:rPr>
+          <w:rFonts w:ascii="Arial" w:cs="Arial" w:eastAsia="Arial" w:hAnsi="Arial"/>
+          <w:b/>
+          <w:bCs/>
+          <w:sz w:val="17"/>
+          <w:szCs w:val="17"/>
+        </w:rPr>
+        <w:t xml:space="preserve">Production &amp; Layout: </w:t>
+      </w:r>
+      <w:r>
+        <w:rPr>
+          <w:rFonts w:ascii="Arial" w:cs="Arial" w:eastAsia="Arial" w:hAnsi="Arial"/>
+          <w:sz w:val="17"/>
+          <w:szCs w:val="17"/>
+        </w:rPr>
+        <w:t xml:space="preserve">Educational design and curriculum sequencing by SeaVuria. Technical layout, structural formatting, and digital optimization/implementation executed in partnership with ARES Education (registered 501(c)(3) in the United States and Canada (as Afretech Aid) and registered NGO in Kenya), with lesson drafting and compilation assisted by AI (Claude, Anthropic).</w:t>
+      </w:r>
+    </w:p>
+    <w:p>
+      <w:pPr>
+        <w:pBdr>
+          <w:bottom w:val="single" w:color="1F3864" w:sz="6" w:space="6"/>
+        </w:pBdr>
+        <w:spacing w:after="60" w:before="0"/>
+      </w:pPr>
+      <w:r>
+        <w:rPr>
+          <w:rFonts w:ascii="Arial" w:cs="Arial" w:eastAsia="Arial" w:hAnsi="Arial"/>
+          <w:b/>
+          <w:bCs/>
+          <w:sz w:val="17"/>
+          <w:szCs w:val="17"/>
+        </w:rPr>
+        <w:t xml:space="preserve">Licensing &amp; Copyright: </w:t>
+      </w:r>
+      <w:r>
+        <w:rPr>
+          <w:rFonts w:ascii="Arial" w:cs="Arial" w:eastAsia="Arial" w:hAnsi="Arial"/>
+          <w:sz w:val="17"/>
+          <w:szCs w:val="17"/>
+        </w:rPr>
+        <w:t xml:space="preserve">© 2026 SeaVuria and ARES. This work is licensed under a </w:t>
+      </w:r>
+      <w:hyperlink w:history="1" r:id="rIdqk03ksvm5y-6f9tmj_evp">
+        <w:r>
+          <w:rPr>
+            <w:rFonts w:ascii="Arial" w:cs="Arial" w:eastAsia="Arial" w:hAnsi="Arial"/>
+            <w:color w:val="1F6B75"/>
+            <w:sz w:val="17"/>
+            <w:szCs w:val="17"/>
+            <w:u w:val="single" w:color="1F6B75"/>
+          </w:rPr>
+          <w:t xml:space="preserve">Creative Commons Attribution-NonCommercial 4.0 International License</w:t>
+        </w:r>
+      </w:hyperlink>
+      <w:r>
+        <w:rPr>
+          <w:rFonts w:ascii="Arial" w:cs="Arial" w:eastAsia="Arial" w:hAnsi="Arial"/>
+          <w:sz w:val="17"/>
+          <w:szCs w:val="17"/>
+        </w:rPr>
+        <w:t xml:space="preserve"> (</w:t>
+      </w:r>
+      <w:hyperlink w:history="1" r:id="rIdm8lzrcmofi7ccvyf3guaw">
+        <w:r>
+          <w:rPr>
+            <w:rFonts w:ascii="Arial" w:cs="Arial" w:eastAsia="Arial" w:hAnsi="Arial"/>
+            <w:color w:val="1F6B75"/>
+            <w:sz w:val="17"/>
+            <w:szCs w:val="17"/>
+            <w:u w:val="single" w:color="1F6B75"/>
+          </w:rPr>
+          <w:t xml:space="preserve">CC BY-NC 4.0</w:t>
+        </w:r>
+      </w:hyperlink>
+      <w:r>
+        <w:rPr>
+          <w:rFonts w:ascii="Arial" w:cs="Arial" w:eastAsia="Arial" w:hAnsi="Arial"/>
+          <w:sz w:val="17"/>
+          <w:szCs w:val="17"/>
+        </w:rPr>
+        <w:t xml:space="preserve">). To view a copy of this license, visit </w:t>
+      </w:r>
+      <w:hyperlink w:history="1" r:id="rId7icqfkwarwxpvw8koyqxl">
+        <w:r>
+          <w:rPr>
+            <w:rFonts w:ascii="Arial" w:cs="Arial" w:eastAsia="Arial" w:hAnsi="Arial"/>
+            <w:color w:val="1F6B75"/>
+            <w:sz w:val="17"/>
+            <w:szCs w:val="17"/>
+            <w:u w:val="single" w:color="1F6B75"/>
+          </w:rPr>
+          <w:t xml:space="preserve">https://creativecommons.org/licenses/by-nc/4.0/</w:t>
+        </w:r>
+      </w:hyperlink>
+      <w:r>
+        <w:rPr>
+          <w:rFonts w:ascii="Arial" w:cs="Arial" w:eastAsia="Arial" w:hAnsi="Arial"/>
+          <w:sz w:val="17"/>
+          <w:szCs w:val="17"/>
+        </w:rPr>
+        <w:t xml:space="preserve">. You are free to copy, redistribute, and adapt this material in any medium or format, provided appropriate credit is given and the material is not used for commercial purposes. KICD learning outcomes and curriculum designations reproduced here for alignment purposes remain the property of KICD and are not covered by this license. Linked external resources (e.g. CK-12, Khan Academy, PhET) are subject to their own licenses.</w:t>
+      </w:r>
+    </w:p>
     <w:sectPr>
       <w:pgSz w:w="15840" w:h="12240" w:orient="landscape"/>
       <w:pgMar w:top="1080" w:right="1080" w:bottom="1080" w:left="1080" w:header="708" w:footer="708" w:gutter="0"/>

--- a/data/outputs/v2/Biology/SS2.1_Plant_Nutrition/Biology_Plant_Nutrition_FinalExplanation.docx
+++ b/data/outputs/v2/Biology/SS2.1_Plant_Nutrition/Biology_Plant_Nutrition_FinalExplanation.docx
@@ -422,7 +422,7 @@
                 <w:sz w:val="18"/>
                 <w:szCs w:val="18"/>
               </w:rPr>
-              <w:t xml:space="preserve">This is your Final Explanation document. Your task is to write a thorough, well-organised answer to the driving question using everything you have learned across the 10 lessons in this unit. Read the driving question carefully, then use each section below as a guide. For every claim you make, support it with evidence from your observations, experiments, or readings. A strong Final Explanation connects ideas across sections — show how wilting, photosynthesis, chlorophyll, and mineral nutrition are all linked in the life of your sukuma wiki plant. Write in full sentences and use correct scientific vocabulary throughout.</w:t>
+              <w:t xml:space="preserve">This is your Final Explanation for the sub-strand. Think back to Amina's sukuma wiki in her Nairobi kitchen garden: it wilts at midday even when the soil is moist, recovers overnight, and turns pale and grows slowly when moved into the shade of a mango tree. Use evidence from all your lessons (leaf structure, what plants need for photosynthesis, the starch test, the light-dependent and light-independent reactions, limiting factors, and mineral nutrition) to answer each question in the space below it. Write in full sentences, use correct scientific terms, and link every answer back to the sukuma wiki. Where a question asks for a claim, give your evidence and reasoning. Where it asks for a diagram or table, draw it neatly.</w:t>
             </w:r>
           </w:p>
         </w:tc>
@@ -450,14 +450,12 @@
         <w:tblLayout w:type="fixed"/>
       </w:tblPr>
       <w:tblGrid>
-        <w:gridCol w:w="3000"/>
-        <w:gridCol w:w="10680"/>
+        <w:gridCol w:w="13680"/>
       </w:tblGrid>
       <w:tr>
         <w:tc>
           <w:tcPr>
             <w:tcW w:type="dxa" w:w="13680"/>
-            <w:gridSpan w:val="2"/>
             <w:shd w:fill="1F3864" w:color="auto" w:val="clear"/>
             <w:tcMar>
               <w:top w:type="dxa" w:w="60"/>
@@ -483,15 +481,15 @@
                 <w:sz w:val="22"/>
                 <w:szCs w:val="22"/>
               </w:rPr>
-              <w:t xml:space="preserve">Section 1: Why Does the Sukuma Wiki Wilt at Midday — Even When the Soil Is Wet?</w:t>
-            </w:r>
-          </w:p>
-        </w:tc>
-      </w:tr>
-      <w:tr>
-        <w:tc>
-          <w:tcPr>
-            <w:tcW w:type="dxa" w:w="3000"/>
+              <w:t xml:space="preserve">Part 1: How do plants get their food?</w:t>
+            </w:r>
+          </w:p>
+        </w:tc>
+      </w:tr>
+      <w:tr>
+        <w:tc>
+          <w:tcPr>
+            <w:tcW w:type="dxa" w:w="13680"/>
             <w:shd w:fill="D9EEF1" w:color="auto" w:val="clear"/>
             <w:tcMar>
               <w:top w:type="dxa" w:w="60"/>
@@ -517,113 +515,18 @@
                 <w:sz w:val="18"/>
                 <w:szCs w:val="18"/>
               </w:rPr>
-              <w:t xml:space="preserve">Explain what is happening inside the sukuma wiki leaves during the hottest part of the day. In your answer:</w:t>
-            </w:r>
-          </w:p>
-          <w:p>
-            <w:pPr>
-              <w:spacing w:after="30" w:before="0"/>
-              <w:ind w:left="360" w:hanging="180"/>
-              <w:jc w:val="left"/>
-            </w:pPr>
-            <w:r>
-              <w:rPr>
-                <w:rFonts w:ascii="Arial" w:cs="Arial" w:eastAsia="Arial" w:hAnsi="Arial"/>
-                <w:b/>
-                <w:bCs/>
-                <w:i w:val="false"/>
-                <w:iCs w:val="false"/>
-                <w:color w:val="000000"/>
-                <w:sz w:val="18"/>
-                <w:szCs w:val="18"/>
-              </w:rPr>
-              <w:t xml:space="preserve">–  Describe what transpiration is and where it occurs in the leaf.</w:t>
-            </w:r>
-          </w:p>
-          <w:p>
-            <w:pPr>
-              <w:spacing w:after="30" w:before="0"/>
-              <w:ind w:left="360" w:hanging="180"/>
-              <w:jc w:val="left"/>
-            </w:pPr>
-            <w:r>
-              <w:rPr>
-                <w:rFonts w:ascii="Arial" w:cs="Arial" w:eastAsia="Arial" w:hAnsi="Arial"/>
-                <w:b/>
-                <w:bCs/>
-                <w:i w:val="false"/>
-                <w:iCs w:val="false"/>
-                <w:color w:val="000000"/>
-                <w:sz w:val="18"/>
-                <w:szCs w:val="18"/>
-              </w:rPr>
-              <w:t xml:space="preserve">–  Explain why transpiration rates are highest at midday (think about temperature, sunlight intensity, and stomata).</w:t>
-            </w:r>
-          </w:p>
-          <w:p>
-            <w:pPr>
-              <w:spacing w:after="30" w:before="0"/>
-              <w:ind w:left="360" w:hanging="180"/>
-              <w:jc w:val="left"/>
-            </w:pPr>
-            <w:r>
-              <w:rPr>
-                <w:rFonts w:ascii="Arial" w:cs="Arial" w:eastAsia="Arial" w:hAnsi="Arial"/>
-                <w:b/>
-                <w:bCs/>
-                <w:i w:val="false"/>
-                <w:iCs w:val="false"/>
-                <w:color w:val="000000"/>
-                <w:sz w:val="18"/>
-                <w:szCs w:val="18"/>
-              </w:rPr>
-              <w:t xml:space="preserve">–  Explain why wilting occurs even when the soil is moist — what does this tell us about the RATE of water loss versus water uptake?</w:t>
-            </w:r>
-          </w:p>
-          <w:p>
-            <w:pPr>
-              <w:spacing w:after="30" w:before="0"/>
-              <w:ind w:left="360" w:hanging="180"/>
-              <w:jc w:val="left"/>
-            </w:pPr>
-            <w:r>
-              <w:rPr>
-                <w:rFonts w:ascii="Arial" w:cs="Arial" w:eastAsia="Arial" w:hAnsi="Arial"/>
-                <w:b/>
-                <w:bCs/>
-                <w:i w:val="false"/>
-                <w:iCs w:val="false"/>
-                <w:color w:val="000000"/>
-                <w:sz w:val="18"/>
-                <w:szCs w:val="18"/>
-              </w:rPr>
-              <w:t xml:space="preserve">–  Use evidence from your investigations (e.g., the Vaseline-leaf activity or the potometer data) to support your explanation.</w:t>
-            </w:r>
-          </w:p>
-          <w:p>
-            <w:pPr>
-              <w:spacing w:after="30" w:before="0"/>
-              <w:ind w:left="360" w:hanging="180"/>
-              <w:jc w:val="left"/>
-            </w:pPr>
-            <w:r>
-              <w:rPr>
-                <w:rFonts w:ascii="Arial" w:cs="Arial" w:eastAsia="Arial" w:hAnsi="Arial"/>
-                <w:b/>
-                <w:bCs/>
-                <w:i w:val="false"/>
-                <w:iCs w:val="false"/>
-                <w:color w:val="000000"/>
-                <w:sz w:val="18"/>
-                <w:szCs w:val="18"/>
-              </w:rPr>
-              <w:t xml:space="preserve">–  Explain why the plant recovers overnight — what changes between midday and the following morning?</w:t>
-            </w:r>
-          </w:p>
-        </w:tc>
-        <w:tc>
-          <w:tcPr>
-            <w:tcW w:type="dxa" w:w="10680"/>
+              <w:t xml:space="preserve">Amina's sukuma wiki and a mushroom growing nearby get their food in different ways. (a) Name the type of nutrition each organism uses and explain the difference between them. (b) State what a green plant needs for photosynthesis: which of these are materials used up as reactants and which are not? For each, say how it reaches the leaf or is used there. (c) Write the word equation and the balanced chemical equation for photosynthesis.</w:t>
+            </w:r>
+          </w:p>
+        </w:tc>
+      </w:tr>
+      <w:tr>
+        <w:trPr>
+          <w:trHeight w:val="4200" w:hRule="atLeast"/>
+        </w:trPr>
+        <w:tc>
+          <w:tcPr>
+            <w:tcW w:type="dxa" w:w="13680"/>
             <w:shd w:fill="FFFFFF" w:color="auto" w:val="clear"/>
             <w:tcMar>
               <w:top w:type="dxa" w:w="60"/>
@@ -643,13 +546,13 @@
                 <w:rFonts w:ascii="Arial" w:cs="Arial" w:eastAsia="Arial" w:hAnsi="Arial"/>
                 <w:b w:val="false"/>
                 <w:bCs w:val="false"/>
-                <w:i w:val="false"/>
-                <w:iCs w:val="false"/>
-                <w:color w:val="000000"/>
-                <w:sz w:val="18"/>
-                <w:szCs w:val="18"/>
-              </w:rPr>
-              <w:t xml:space="preserve">During the midday heat in Nairobi, the sukuma wiki wilts because it is losing water through transpiration faster than its roots can absorb water from the soil. Transpiration is the evaporation of water vapour from the leaves, mainly through tiny pores called stomata on the lower surface of the leaf. At midday, high temperatures increase the kinetic energy of water molecules inside the leaf, causing them to evaporate rapidly. At the same time, bright sunlight causes the stomata to open wide to allow carbon dioxide in for photosynthesis. With stomata wide open and temperatures high, the rate of transpiration peaks. Even though the soil is moist, the roots cannot absorb and deliver water up the stem quickly enough to replace what is being lost. This creates a water deficit in the leaf cells — the cells lose turgor pressure and become flaccid, causing the leaf to wilt. In our Vaseline experiment, leaves coated on the underside (where most stomata are) wilted much more slowly than untreated leaves, confirming that stomata are the main exit point for water vapour. Overnight, temperatures drop, sunlight disappears, and the stomata close. Transpiration almost stops, allowing the roots to slowly reabsorb water from the moist soil, refilling the leaf cells and restoring turgor pressure. That is why the plant looks healthy again each morning — the damage is reversible because the soil still contains water.</w:t>
+                <w:i/>
+                <w:iCs/>
+                <w:color w:val="808080"/>
+                <w:sz w:val="18"/>
+                <w:szCs w:val="18"/>
+              </w:rPr>
+              <w:t xml:space="preserve">Write your answer here:</w:t>
             </w:r>
           </w:p>
         </w:tc>
@@ -677,14 +580,12 @@
         <w:tblLayout w:type="fixed"/>
       </w:tblPr>
       <w:tblGrid>
-        <w:gridCol w:w="3000"/>
-        <w:gridCol w:w="10680"/>
+        <w:gridCol w:w="13680"/>
       </w:tblGrid>
       <w:tr>
         <w:tc>
           <w:tcPr>
             <w:tcW w:type="dxa" w:w="13680"/>
-            <w:gridSpan w:val="2"/>
             <w:shd w:fill="1F3864" w:color="auto" w:val="clear"/>
             <w:tcMar>
               <w:top w:type="dxa" w:w="60"/>
@@ -710,15 +611,15 @@
                 <w:sz w:val="22"/>
                 <w:szCs w:val="22"/>
               </w:rPr>
-              <w:t xml:space="preserve">Section 2: What Is Photosynthesis, and Why Does the Plant Need Sunlight?</w:t>
-            </w:r>
-          </w:p>
-        </w:tc>
-      </w:tr>
-      <w:tr>
-        <w:tc>
-          <w:tcPr>
-            <w:tcW w:type="dxa" w:w="3000"/>
+              <w:t xml:space="preserve">Part 2: Leaf structure and the wilting puzzle</w:t>
+            </w:r>
+          </w:p>
+        </w:tc>
+      </w:tr>
+      <w:tr>
+        <w:tc>
+          <w:tcPr>
+            <w:tcW w:type="dxa" w:w="13680"/>
             <w:shd w:fill="D9EEF1" w:color="auto" w:val="clear"/>
             <w:tcMar>
               <w:top w:type="dxa" w:w="60"/>
@@ -744,113 +645,18 @@
                 <w:sz w:val="18"/>
                 <w:szCs w:val="18"/>
               </w:rPr>
-              <w:t xml:space="preserve">Explain the process of photosynthesis in clear detail. In your answer:</w:t>
-            </w:r>
-          </w:p>
-          <w:p>
-            <w:pPr>
-              <w:spacing w:after="30" w:before="0"/>
-              <w:ind w:left="360" w:hanging="180"/>
-              <w:jc w:val="left"/>
-            </w:pPr>
-            <w:r>
-              <w:rPr>
-                <w:rFonts w:ascii="Arial" w:cs="Arial" w:eastAsia="Arial" w:hAnsi="Arial"/>
-                <w:b/>
-                <w:bCs/>
-                <w:i w:val="false"/>
-                <w:iCs w:val="false"/>
-                <w:color w:val="000000"/>
-                <w:sz w:val="18"/>
-                <w:szCs w:val="18"/>
-              </w:rPr>
-              <w:t xml:space="preserve">–  State the raw materials (inputs) and the products (outputs) of photosynthesis.</w:t>
-            </w:r>
-          </w:p>
-          <w:p>
-            <w:pPr>
-              <w:spacing w:after="30" w:before="0"/>
-              <w:ind w:left="360" w:hanging="180"/>
-              <w:jc w:val="left"/>
-            </w:pPr>
-            <w:r>
-              <w:rPr>
-                <w:rFonts w:ascii="Arial" w:cs="Arial" w:eastAsia="Arial" w:hAnsi="Arial"/>
-                <w:b/>
-                <w:bCs/>
-                <w:i w:val="false"/>
-                <w:iCs w:val="false"/>
-                <w:color w:val="000000"/>
-                <w:sz w:val="18"/>
-                <w:szCs w:val="18"/>
-              </w:rPr>
-              <w:t xml:space="preserve">–  Write the word equation and, if you can, the balanced chemical equation.</w:t>
-            </w:r>
-          </w:p>
-          <w:p>
-            <w:pPr>
-              <w:spacing w:after="30" w:before="0"/>
-              <w:ind w:left="360" w:hanging="180"/>
-              <w:jc w:val="left"/>
-            </w:pPr>
-            <w:r>
-              <w:rPr>
-                <w:rFonts w:ascii="Arial" w:cs="Arial" w:eastAsia="Arial" w:hAnsi="Arial"/>
-                <w:b/>
-                <w:bCs/>
-                <w:i w:val="false"/>
-                <w:iCs w:val="false"/>
-                <w:color w:val="000000"/>
-                <w:sz w:val="18"/>
-                <w:szCs w:val="18"/>
-              </w:rPr>
-              <w:t xml:space="preserve">–  Explain the role of sunlight — why can't the plant make food without it?</w:t>
-            </w:r>
-          </w:p>
-          <w:p>
-            <w:pPr>
-              <w:spacing w:after="30" w:before="0"/>
-              <w:ind w:left="360" w:hanging="180"/>
-              <w:jc w:val="left"/>
-            </w:pPr>
-            <w:r>
-              <w:rPr>
-                <w:rFonts w:ascii="Arial" w:cs="Arial" w:eastAsia="Arial" w:hAnsi="Arial"/>
-                <w:b/>
-                <w:bCs/>
-                <w:i w:val="false"/>
-                <w:iCs w:val="false"/>
-                <w:color w:val="000000"/>
-                <w:sz w:val="18"/>
-                <w:szCs w:val="18"/>
-              </w:rPr>
-              <w:t xml:space="preserve">–  Explain where in the cell photosynthesis takes place and why.</w:t>
-            </w:r>
-          </w:p>
-          <w:p>
-            <w:pPr>
-              <w:spacing w:after="30" w:before="0"/>
-              <w:ind w:left="360" w:hanging="180"/>
-              <w:jc w:val="left"/>
-            </w:pPr>
-            <w:r>
-              <w:rPr>
-                <w:rFonts w:ascii="Arial" w:cs="Arial" w:eastAsia="Arial" w:hAnsi="Arial"/>
-                <w:b/>
-                <w:bCs/>
-                <w:i w:val="false"/>
-                <w:iCs w:val="false"/>
-                <w:color w:val="000000"/>
-                <w:sz w:val="18"/>
-                <w:szCs w:val="18"/>
-              </w:rPr>
-              <w:t xml:space="preserve">–  Use your observations from the variegated leaf starch test or the light-intensity investigation to support your explanation.</w:t>
-            </w:r>
-          </w:p>
-        </w:tc>
-        <w:tc>
-          <w:tcPr>
-            <w:tcW w:type="dxa" w:w="10680"/>
+              <w:t xml:space="preserve">(a) Choose THREE leaf structures you saw in the cross-section of the mango or bean leaf. For each, describe how its structure suits its function. (b) Use what you know about stomata, transpiration, xylem and turgor to explain why Amina's sukuma wiki wilts at midday even though the soil is moist. (c) Explain why the plant recovers overnight.</w:t>
+            </w:r>
+          </w:p>
+        </w:tc>
+      </w:tr>
+      <w:tr>
+        <w:trPr>
+          <w:trHeight w:val="4200" w:hRule="atLeast"/>
+        </w:trPr>
+        <w:tc>
+          <w:tcPr>
+            <w:tcW w:type="dxa" w:w="13680"/>
             <w:shd w:fill="FFFFFF" w:color="auto" w:val="clear"/>
             <w:tcMar>
               <w:top w:type="dxa" w:w="60"/>
@@ -870,13 +676,13 @@
                 <w:rFonts w:ascii="Arial" w:cs="Arial" w:eastAsia="Arial" w:hAnsi="Arial"/>
                 <w:b w:val="false"/>
                 <w:bCs w:val="false"/>
-                <w:i w:val="false"/>
-                <w:iCs w:val="false"/>
-                <w:color w:val="000000"/>
-                <w:sz w:val="18"/>
-                <w:szCs w:val="18"/>
-              </w:rPr>
-              <w:t xml:space="preserve">Photosynthesis is the process by which green plants use light energy to convert carbon dioxide and water into glucose and oxygen. The word equation is: Carbon dioxide + Water → Glucose + Oxygen. The balanced chemical equation is: 6CO₂ + 6H₂O → C₆H₁₂O₆ + 6O₂. Sunlight provides the energy needed to break apart water molecules and to power the chemical reactions that build glucose from carbon dioxide. Without light, these reactions cannot proceed — the plant has no energy source to drive them. Photosynthesis takes place in the chloroplasts, which are found mainly in the mesophyll cells of the leaf. Chloroplasts contain a green pigment called chlorophyll, which absorbs light energy — particularly red and blue wavelengths — and uses it to drive photosynthesis. In our variegated leaf experiment, only the green parts of the leaf (which contained chlorophyll) turned blue-black when tested with iodine solution, proving that starch was only produced where chlorophyll was present and light was absorbed. In our light-intensity investigation, we found that as we moved the lamp closer to the Elodea water plant — increasing light intensity — the rate of oxygen bubble production increased, showing that more photosynthesis was occurring. This directly explains why the sukuma wiki under the mango tree grows more slowly: the shade reduces light intensity, so the plant photosynthesises less, produces less glucose, and therefore has less energy and materials for growth.</w:t>
+                <w:i/>
+                <w:iCs/>
+                <w:color w:val="808080"/>
+                <w:sz w:val="18"/>
+                <w:szCs w:val="18"/>
+              </w:rPr>
+              <w:t xml:space="preserve">Write your answer here:</w:t>
             </w:r>
           </w:p>
         </w:tc>
@@ -904,14 +710,12 @@
         <w:tblLayout w:type="fixed"/>
       </w:tblPr>
       <w:tblGrid>
-        <w:gridCol w:w="3000"/>
-        <w:gridCol w:w="10680"/>
+        <w:gridCol w:w="13680"/>
       </w:tblGrid>
       <w:tr>
         <w:tc>
           <w:tcPr>
             <w:tcW w:type="dxa" w:w="13680"/>
-            <w:gridSpan w:val="2"/>
             <w:shd w:fill="1F3864" w:color="auto" w:val="clear"/>
             <w:tcMar>
               <w:top w:type="dxa" w:w="60"/>
@@ -937,15 +741,15 @@
                 <w:sz w:val="22"/>
                 <w:szCs w:val="22"/>
               </w:rPr>
-              <w:t xml:space="preserve">Section 3: Why Do the Leaves Turn Pale Yellow-Green in the Shade?</w:t>
-            </w:r>
-          </w:p>
-        </w:tc>
-      </w:tr>
-      <w:tr>
-        <w:tc>
-          <w:tcPr>
-            <w:tcW w:type="dxa" w:w="3000"/>
+              <w:t xml:space="preserve">Part 3: Evidence from the starch test and the two stages of photosynthesis</w:t>
+            </w:r>
+          </w:p>
+        </w:tc>
+      </w:tr>
+      <w:tr>
+        <w:tc>
+          <w:tcPr>
+            <w:tcW w:type="dxa" w:w="13680"/>
             <w:shd w:fill="D9EEF1" w:color="auto" w:val="clear"/>
             <w:tcMar>
               <w:top w:type="dxa" w:w="60"/>
@@ -971,93 +775,18 @@
                 <w:sz w:val="18"/>
                 <w:szCs w:val="18"/>
               </w:rPr>
-              <w:t xml:space="preserve">Explain why the sukuma wiki leaves gradually become pale yellowish-green when the plant is moved under the mango tree. In your answer:</w:t>
-            </w:r>
-          </w:p>
-          <w:p>
-            <w:pPr>
-              <w:spacing w:after="30" w:before="0"/>
-              <w:ind w:left="360" w:hanging="180"/>
-              <w:jc w:val="left"/>
-            </w:pPr>
-            <w:r>
-              <w:rPr>
-                <w:rFonts w:ascii="Arial" w:cs="Arial" w:eastAsia="Arial" w:hAnsi="Arial"/>
-                <w:b/>
-                <w:bCs/>
-                <w:i w:val="false"/>
-                <w:iCs w:val="false"/>
-                <w:color w:val="000000"/>
-                <w:sz w:val="18"/>
-                <w:szCs w:val="18"/>
-              </w:rPr>
-              <w:t xml:space="preserve">–  Explain what chlorophyll is and what it does.</w:t>
-            </w:r>
-          </w:p>
-          <w:p>
-            <w:pPr>
-              <w:spacing w:after="30" w:before="0"/>
-              <w:ind w:left="360" w:hanging="180"/>
-              <w:jc w:val="left"/>
-            </w:pPr>
-            <w:r>
-              <w:rPr>
-                <w:rFonts w:ascii="Arial" w:cs="Arial" w:eastAsia="Arial" w:hAnsi="Arial"/>
-                <w:b/>
-                <w:bCs/>
-                <w:i w:val="false"/>
-                <w:iCs w:val="false"/>
-                <w:color w:val="000000"/>
-                <w:sz w:val="18"/>
-                <w:szCs w:val="18"/>
-              </w:rPr>
-              <w:t xml:space="preserve">–  Explain how light affects chlorophyll production in the leaf.</w:t>
-            </w:r>
-          </w:p>
-          <w:p>
-            <w:pPr>
-              <w:spacing w:after="30" w:before="0"/>
-              <w:ind w:left="360" w:hanging="180"/>
-              <w:jc w:val="left"/>
-            </w:pPr>
-            <w:r>
-              <w:rPr>
-                <w:rFonts w:ascii="Arial" w:cs="Arial" w:eastAsia="Arial" w:hAnsi="Arial"/>
-                <w:b/>
-                <w:bCs/>
-                <w:i w:val="false"/>
-                <w:iCs w:val="false"/>
-                <w:color w:val="000000"/>
-                <w:sz w:val="18"/>
-                <w:szCs w:val="18"/>
-              </w:rPr>
-              <w:t xml:space="preserve">–  Connect the loss of chlorophyll to the reduced rate of photosynthesis and slower growth.</w:t>
-            </w:r>
-          </w:p>
-          <w:p>
-            <w:pPr>
-              <w:spacing w:after="30" w:before="0"/>
-              <w:ind w:left="360" w:hanging="180"/>
-              <w:jc w:val="left"/>
-            </w:pPr>
-            <w:r>
-              <w:rPr>
-                <w:rFonts w:ascii="Arial" w:cs="Arial" w:eastAsia="Arial" w:hAnsi="Arial"/>
-                <w:b/>
-                <w:bCs/>
-                <w:i w:val="false"/>
-                <w:iCs w:val="false"/>
-                <w:color w:val="000000"/>
-                <w:sz w:val="18"/>
-                <w:szCs w:val="18"/>
-              </w:rPr>
-              <w:t xml:space="preserve">–  Mention any other factors (such as mineral nutrients) that could also cause yellowing, and explain the evidence for this from your investigations.</w:t>
-            </w:r>
-          </w:p>
-        </w:tc>
-        <w:tc>
-          <w:tcPr>
-            <w:tcW w:type="dxa" w:w="10680"/>
+              <w:t xml:space="preserve">(a) In the starch test on a variegated or partly covered leaf, describe the iodine result in each of the three regions: white region, covered green region, and uncovered green region. What does each result tell you? (b) Describe what happens in the light-dependent reactions and in the light-independent reactions (Calvin cycle), including where each takes place and how the two stages are linked. (c) Use both stages to build a cause-and-effect chain that explains why the sukuma wiki in the shade of the mango tree grows slowly and turns pale.</w:t>
+            </w:r>
+          </w:p>
+        </w:tc>
+      </w:tr>
+      <w:tr>
+        <w:trPr>
+          <w:trHeight w:val="4200" w:hRule="atLeast"/>
+        </w:trPr>
+        <w:tc>
+          <w:tcPr>
+            <w:tcW w:type="dxa" w:w="13680"/>
             <w:shd w:fill="FFFFFF" w:color="auto" w:val="clear"/>
             <w:tcMar>
               <w:top w:type="dxa" w:w="60"/>
@@ -1077,13 +806,13 @@
                 <w:rFonts w:ascii="Arial" w:cs="Arial" w:eastAsia="Arial" w:hAnsi="Arial"/>
                 <w:b w:val="false"/>
                 <w:bCs w:val="false"/>
-                <w:i w:val="false"/>
-                <w:iCs w:val="false"/>
-                <w:color w:val="000000"/>
-                <w:sz w:val="18"/>
-                <w:szCs w:val="18"/>
-              </w:rPr>
-              <w:t xml:space="preserve">The green colour of sukuma wiki leaves comes from chlorophyll, a pigment found inside chloroplasts that absorbs light energy to power photosynthesis. When the plant is moved into heavy shade under the mango tree, it receives very little light. Over time, the plant produces less chlorophyll — possibly because chlorophyll synthesis itself requires light, or because the plant breaks down existing chlorophyll faster than it replaces it when light is scarce. With less chlorophyll, the leaves appear pale yellowish-green or even yellow, a condition sometimes called etiolation or chlorosis. Less chlorophyll means less light energy is captured, so the rate of photosynthesis falls even further. With less glucose being made, the plant has less energy for growth and less raw material for building new cells — which is why the shaded sukuma wiki also grows more slowly. However, yellowing can also be caused by a deficiency of certain mineral ions, particularly magnesium. Magnesium ions (Mg²⁺) are an essential component of the chlorophyll molecule itself. In our mineral deficiency investigation, plants grown in nutrient solution lacking magnesium developed yellowing leaves (chlorosis) similar to what we observed in the shaded plant, even though they had plenty of light. This reminds us that a plant needs both light AND the right mineral nutrients to stay green and photosynthesise efficiently.</w:t>
+                <w:i/>
+                <w:iCs/>
+                <w:color w:val="808080"/>
+                <w:sz w:val="18"/>
+                <w:szCs w:val="18"/>
+              </w:rPr>
+              <w:t xml:space="preserve">Write your answer here:</w:t>
             </w:r>
           </w:p>
         </w:tc>
@@ -1111,14 +840,12 @@
         <w:tblLayout w:type="fixed"/>
       </w:tblPr>
       <w:tblGrid>
-        <w:gridCol w:w="3000"/>
-        <w:gridCol w:w="10680"/>
+        <w:gridCol w:w="13680"/>
       </w:tblGrid>
       <w:tr>
         <w:tc>
           <w:tcPr>
             <w:tcW w:type="dxa" w:w="13680"/>
-            <w:gridSpan w:val="2"/>
             <w:shd w:fill="1F3864" w:color="auto" w:val="clear"/>
             <w:tcMar>
               <w:top w:type="dxa" w:w="60"/>
@@ -1144,15 +871,15 @@
                 <w:sz w:val="22"/>
                 <w:szCs w:val="22"/>
               </w:rPr>
-              <w:t xml:space="preserve">Section 4: What Does the Plant Need From the Soil and Air to Grow?</w:t>
-            </w:r>
-          </w:p>
-        </w:tc>
-      </w:tr>
-      <w:tr>
-        <w:tc>
-          <w:tcPr>
-            <w:tcW w:type="dxa" w:w="3000"/>
+              <w:t xml:space="preserve">Part 4: Limiting factors and Kenyan farming</w:t>
+            </w:r>
+          </w:p>
+        </w:tc>
+      </w:tr>
+      <w:tr>
+        <w:tc>
+          <w:tcPr>
+            <w:tcW w:type="dxa" w:w="13680"/>
             <w:shd w:fill="D9EEF1" w:color="auto" w:val="clear"/>
             <w:tcMar>
               <w:top w:type="dxa" w:w="60"/>
@@ -1178,93 +905,18 @@
                 <w:sz w:val="18"/>
                 <w:szCs w:val="18"/>
               </w:rPr>
-              <w:t xml:space="preserve">Explain the full range of inputs a sukuma wiki plant needs — not just for photosynthesis, but for healthy growth overall. In your answer:</w:t>
-            </w:r>
-          </w:p>
-          <w:p>
-            <w:pPr>
-              <w:spacing w:after="30" w:before="0"/>
-              <w:ind w:left="360" w:hanging="180"/>
-              <w:jc w:val="left"/>
-            </w:pPr>
-            <w:r>
-              <w:rPr>
-                <w:rFonts w:ascii="Arial" w:cs="Arial" w:eastAsia="Arial" w:hAnsi="Arial"/>
-                <w:b/>
-                <w:bCs/>
-                <w:i w:val="false"/>
-                <w:iCs w:val="false"/>
-                <w:color w:val="000000"/>
-                <w:sz w:val="18"/>
-                <w:szCs w:val="18"/>
-              </w:rPr>
-              <w:t xml:space="preserve">–  Identify the raw materials absorbed from the soil (water and mineral ions) and from the air (carbon dioxide).</w:t>
-            </w:r>
-          </w:p>
-          <w:p>
-            <w:pPr>
-              <w:spacing w:after="30" w:before="0"/>
-              <w:ind w:left="360" w:hanging="180"/>
-              <w:jc w:val="left"/>
-            </w:pPr>
-            <w:r>
-              <w:rPr>
-                <w:rFonts w:ascii="Arial" w:cs="Arial" w:eastAsia="Arial" w:hAnsi="Arial"/>
-                <w:b/>
-                <w:bCs/>
-                <w:i w:val="false"/>
-                <w:iCs w:val="false"/>
-                <w:color w:val="000000"/>
-                <w:sz w:val="18"/>
-                <w:szCs w:val="18"/>
-              </w:rPr>
-              <w:t xml:space="preserve">–  Explain why mineral ions such as nitrates, magnesium, and phosphates are essential, giving a specific role for each.</w:t>
-            </w:r>
-          </w:p>
-          <w:p>
-            <w:pPr>
-              <w:spacing w:after="30" w:before="0"/>
-              <w:ind w:left="360" w:hanging="180"/>
-              <w:jc w:val="left"/>
-            </w:pPr>
-            <w:r>
-              <w:rPr>
-                <w:rFonts w:ascii="Arial" w:cs="Arial" w:eastAsia="Arial" w:hAnsi="Arial"/>
-                <w:b/>
-                <w:bCs/>
-                <w:i w:val="false"/>
-                <w:iCs w:val="false"/>
-                <w:color w:val="000000"/>
-                <w:sz w:val="18"/>
-                <w:szCs w:val="18"/>
-              </w:rPr>
-              <w:t xml:space="preserve">–  Connect mineral nutrition to the process of photosynthesis and to plant health.</w:t>
-            </w:r>
-          </w:p>
-          <w:p>
-            <w:pPr>
-              <w:spacing w:after="30" w:before="0"/>
-              <w:ind w:left="360" w:hanging="180"/>
-              <w:jc w:val="left"/>
-            </w:pPr>
-            <w:r>
-              <w:rPr>
-                <w:rFonts w:ascii="Arial" w:cs="Arial" w:eastAsia="Arial" w:hAnsi="Arial"/>
-                <w:b/>
-                <w:bCs/>
-                <w:i w:val="false"/>
-                <w:iCs w:val="false"/>
-                <w:color w:val="000000"/>
-                <w:sz w:val="18"/>
-                <w:szCs w:val="18"/>
-              </w:rPr>
-              <w:t xml:space="preserve">–  Use evidence from your hydroponics or mineral deficiency experiment to support your claims.</w:t>
-            </w:r>
-          </w:p>
-        </w:tc>
-        <w:tc>
-          <w:tcPr>
-            <w:tcW w:type="dxa" w:w="10680"/>
+              <w:t xml:space="preserve">(a) In the Lesson 7 investigation you counted oxygen bubbles at lamp distances of 5, 10, 20, 30 and 40 cm. Describe the shape of the graph of rate of photosynthesis against light intensity, and explain why the line flattens at high light intensity. What is a limiting factor? (b) Name the other factors you studied that affect the rate of photosynthesis, and describe how temperature changes the rate. (c) Greenhouse tomato farmers in Naivasha add CO2, but adding CO2 to the tea farms in Kericho would not help much. Explain why using the idea of limiting factors.</w:t>
+            </w:r>
+          </w:p>
+        </w:tc>
+      </w:tr>
+      <w:tr>
+        <w:trPr>
+          <w:trHeight w:val="4200" w:hRule="atLeast"/>
+        </w:trPr>
+        <w:tc>
+          <w:tcPr>
+            <w:tcW w:type="dxa" w:w="13680"/>
             <w:shd w:fill="FFFFFF" w:color="auto" w:val="clear"/>
             <w:tcMar>
               <w:top w:type="dxa" w:w="60"/>
@@ -1284,13 +936,13 @@
                 <w:rFonts w:ascii="Arial" w:cs="Arial" w:eastAsia="Arial" w:hAnsi="Arial"/>
                 <w:b w:val="false"/>
                 <w:bCs w:val="false"/>
-                <w:i w:val="false"/>
-                <w:iCs w:val="false"/>
-                <w:color w:val="000000"/>
-                <w:sz w:val="18"/>
-                <w:szCs w:val="18"/>
-              </w:rPr>
-              <w:t xml:space="preserve">For healthy growth, the sukuma wiki plant needs water and dissolved mineral ions from the soil, and carbon dioxide from the air. Water is absorbed by root hair cells through osmosis and is used as a raw material in photosynthesis. It also keeps cells turgid, as we saw in Section 1. Carbon dioxide enters the leaf through the stomata and provides the carbon atoms that are built into glucose during photosynthesis. Mineral ions are absorbed from the soil water by active transport in the root hair cells. Three key mineral ions are: (1) Nitrate ions (NO₃⁻) — used to make amino acids and proteins, which are needed for cell growth and for building enzymes including those used in photosynthesis. Plants without nitrates show stunted growth and yellowing of older leaves. (2) Magnesium ions (Mg²⁺) — a core part of the chlorophyll molecule. Without magnesium, the plant cannot make enough chlorophyll and leaves turn yellow (chlorosis), directly reducing the rate of photosynthesis. (3) Phosphate ions (PO₄³⁻) — needed for making ATP (the energy currency of the cell) and for DNA. Without phosphates, plants show poor root development and purple-tinged leaves. In our hydroponics experiment, sukuma wiki seedlings grown in complete nutrient solution remained healthy and dark green, while those grown in solutions lacking nitrates or magnesium showed clear symptoms of deficiency within two weeks. This demonstrates that even if light and water are plentiful, the plant cannot grow properly without the right mineral ions from the soil.</w:t>
+                <w:i/>
+                <w:iCs/>
+                <w:color w:val="808080"/>
+                <w:sz w:val="18"/>
+                <w:szCs w:val="18"/>
+              </w:rPr>
+              <w:t xml:space="preserve">Write your answer here:</w:t>
             </w:r>
           </w:p>
         </w:tc>
@@ -1318,14 +970,12 @@
         <w:tblLayout w:type="fixed"/>
       </w:tblPr>
       <w:tblGrid>
-        <w:gridCol w:w="3000"/>
-        <w:gridCol w:w="10680"/>
+        <w:gridCol w:w="13680"/>
       </w:tblGrid>
       <w:tr>
         <w:tc>
           <w:tcPr>
             <w:tcW w:type="dxa" w:w="13680"/>
-            <w:gridSpan w:val="2"/>
             <w:shd w:fill="1F3864" w:color="auto" w:val="clear"/>
             <w:tcMar>
               <w:top w:type="dxa" w:w="60"/>
@@ -1351,15 +1001,15 @@
                 <w:sz w:val="22"/>
                 <w:szCs w:val="22"/>
               </w:rPr>
-              <w:t xml:space="preserve">Section 5: Pulling It All Together — Answering the Driving Question</w:t>
-            </w:r>
-          </w:p>
-        </w:tc>
-      </w:tr>
-      <w:tr>
-        <w:tc>
-          <w:tcPr>
-            <w:tcW w:type="dxa" w:w="3000"/>
+              <w:t xml:space="preserve">Part 5: Minerals and the complete explanation for Amina</w:t>
+            </w:r>
+          </w:p>
+        </w:tc>
+      </w:tr>
+      <w:tr>
+        <w:tc>
+          <w:tcPr>
+            <w:tcW w:type="dxa" w:w="13680"/>
             <w:shd w:fill="D9EEF1" w:color="auto" w:val="clear"/>
             <w:tcMar>
               <w:top w:type="dxa" w:w="60"/>
@@ -1385,93 +1035,18 @@
                 <w:sz w:val="18"/>
                 <w:szCs w:val="18"/>
               </w:rPr>
-              <w:t xml:space="preserve">Now bring all your ideas together to give a complete answer to the driving question. Your answer should:</w:t>
-            </w:r>
-          </w:p>
-          <w:p>
-            <w:pPr>
-              <w:spacing w:after="30" w:before="0"/>
-              <w:ind w:left="360" w:hanging="180"/>
-              <w:jc w:val="left"/>
-            </w:pPr>
-            <w:r>
-              <w:rPr>
-                <w:rFonts w:ascii="Arial" w:cs="Arial" w:eastAsia="Arial" w:hAnsi="Arial"/>
-                <w:b/>
-                <w:bCs/>
-                <w:i w:val="false"/>
-                <w:iCs w:val="false"/>
-                <w:color w:val="000000"/>
-                <w:sz w:val="18"/>
-                <w:szCs w:val="18"/>
-              </w:rPr>
-              <w:t xml:space="preserve">–  Explain the wilting phenomenon and why it is reversible.</w:t>
-            </w:r>
-          </w:p>
-          <w:p>
-            <w:pPr>
-              <w:spacing w:after="30" w:before="0"/>
-              <w:ind w:left="360" w:hanging="180"/>
-              <w:jc w:val="left"/>
-            </w:pPr>
-            <w:r>
-              <w:rPr>
-                <w:rFonts w:ascii="Arial" w:cs="Arial" w:eastAsia="Arial" w:hAnsi="Arial"/>
-                <w:b/>
-                <w:bCs/>
-                <w:i w:val="false"/>
-                <w:iCs w:val="false"/>
-                <w:color w:val="000000"/>
-                <w:sz w:val="18"/>
-                <w:szCs w:val="18"/>
-              </w:rPr>
-              <w:t xml:space="preserve">–  Explain why shade solves the wilting problem but creates new problems (pallor, slow growth).</w:t>
-            </w:r>
-          </w:p>
-          <w:p>
-            <w:pPr>
-              <w:spacing w:after="30" w:before="0"/>
-              <w:ind w:left="360" w:hanging="180"/>
-              <w:jc w:val="left"/>
-            </w:pPr>
-            <w:r>
-              <w:rPr>
-                <w:rFonts w:ascii="Arial" w:cs="Arial" w:eastAsia="Arial" w:hAnsi="Arial"/>
-                <w:b/>
-                <w:bCs/>
-                <w:i w:val="false"/>
-                <w:iCs w:val="false"/>
-                <w:color w:val="000000"/>
-                <w:sz w:val="18"/>
-                <w:szCs w:val="18"/>
-              </w:rPr>
-              <w:t xml:space="preserve">–  Explain what a plant truly needs — light, water, carbon dioxide, and mineral ions — and how these inputs connect to photosynthesis and healthy growth.</w:t>
-            </w:r>
-          </w:p>
-          <w:p>
-            <w:pPr>
-              <w:spacing w:after="30" w:before="0"/>
-              <w:ind w:left="360" w:hanging="180"/>
-              <w:jc w:val="left"/>
-            </w:pPr>
-            <w:r>
-              <w:rPr>
-                <w:rFonts w:ascii="Arial" w:cs="Arial" w:eastAsia="Arial" w:hAnsi="Arial"/>
-                <w:b/>
-                <w:bCs/>
-                <w:i w:val="false"/>
-                <w:iCs w:val="false"/>
-                <w:color w:val="000000"/>
-                <w:sz w:val="18"/>
-                <w:szCs w:val="18"/>
-              </w:rPr>
-              <w:t xml:space="preserve">–  Reflect on what surprised you or what you now understand that you did not understand at the start of the unit.</w:t>
-            </w:r>
-          </w:p>
-        </w:tc>
-        <w:tc>
-          <w:tcPr>
-            <w:tcW w:type="dxa" w:w="10680"/>
+              <w:t xml:space="preserve">(a) Name two mineral nutrients taken up from the soil, say how roots absorb them, and describe what each is needed for and what deficiency symptom you would expect. (b) Write a complete explanation answering the driving question: why does the sukuma wiki wilt at midday even when the soil is wet, and what does a plant actually need to stay green, grow, and make its own food? Your answer must explain both the wilting and the pallor in the shade. (c) Give one practical piece of advice, based on your explanation, that a Kenyan smallholder farmer could use to improve sukuma wiki yield.</w:t>
+            </w:r>
+          </w:p>
+        </w:tc>
+      </w:tr>
+      <w:tr>
+        <w:trPr>
+          <w:trHeight w:val="4200" w:hRule="atLeast"/>
+        </w:trPr>
+        <w:tc>
+          <w:tcPr>
+            <w:tcW w:type="dxa" w:w="13680"/>
             <w:shd w:fill="FFFFFF" w:color="auto" w:val="clear"/>
             <w:tcMar>
               <w:top w:type="dxa" w:w="60"/>
@@ -1491,13 +1066,13 @@
                 <w:rFonts w:ascii="Arial" w:cs="Arial" w:eastAsia="Arial" w:hAnsi="Arial"/>
                 <w:b w:val="false"/>
                 <w:bCs w:val="false"/>
-                <w:i w:val="false"/>
-                <w:iCs w:val="false"/>
-                <w:color w:val="000000"/>
-                <w:sz w:val="18"/>
-                <w:szCs w:val="18"/>
-              </w:rPr>
-              <w:t xml:space="preserve">At the start of this unit, the wilting sukuma wiki was puzzling because the soil was wet — so why was the plant drooping? Now we can fully explain it. The sukuma wiki wilts at midday because the high temperature and intense sunlight cause the stomata to open wide and transpiration to surge. Water is lost from the leaves faster than the roots can absorb it from the soil, so leaf cells lose turgor and the plant wilts. The moist soil is not the problem — the RATE of water movement is. Overnight, when temperatures drop and stomata close, the plant reabsorbs water and recovers — proving the process is reversible and the plant is not permanently damaged. Moving the plant into the shade of the mango tree reduces transpiration and stops wilting, but it introduces a new problem: far less light reaches the leaves. With less light, the chloroplasts absorb less energy, the rate of photosynthesis falls, and the plant produces less glucose. Less glucose means less energy for growth and fewer building blocks for new cells, so the plant grows slowly. Over weeks, the plant also produces less chlorophyll, causing the leaves to turn pale yellowish-green. A truly healthy sukuma wiki therefore needs a careful balance: enough sunlight for photosynthesis and chlorophyll production, enough water to keep cells turgid and supply raw materials, enough carbon dioxide from the air to build glucose, and enough mineral ions — especially nitrates for proteins and magnesium for chlorophyll — absorbed from the soil. Photosynthesis is the central process that links all of these needs: it captures light energy and uses it to turn carbon dioxide and water into glucose, which the plant uses for energy (respiration) and as a building material for growth. What surprised me most was that wilting is not simply about drought — it is about the rate of water loss versus uptake. It also surprised me that shade, which feels gentler, can be just as damaging in the long run as scorching sun, because light is the energy source for all plant food-making. The sukuma wiki in the kitchen garden in Nairobi taught us that plants are constantly balancing their need for light, water, and nutrients — and that understanding these needs helps us grow healthier crops and understand life itself.</w:t>
+                <w:i/>
+                <w:iCs/>
+                <w:color w:val="808080"/>
+                <w:sz w:val="18"/>
+                <w:szCs w:val="18"/>
+              </w:rPr>
+              <w:t xml:space="preserve">Write your answer here:</w:t>
             </w:r>
           </w:p>
         </w:tc>
@@ -1724,7 +1299,7 @@
                 <w:sz w:val="18"/>
                 <w:szCs w:val="18"/>
               </w:rPr>
-              <w:t xml:space="preserve">Scientific Accuracy of Photosynthesis</w:t>
+              <w:t xml:space="preserve">Scientific accuracy of photosynthesis (reactants, light and chlorophyll, equations, two stages)</w:t>
             </w:r>
           </w:p>
         </w:tc>
@@ -1756,7 +1331,7 @@
                 <w:sz w:val="18"/>
                 <w:szCs w:val="18"/>
               </w:rPr>
-              <w:t xml:space="preserve">Correctly states all inputs (CO₂, H₂O, light) and outputs (glucose, O₂); writes the correct word and chemical equation; accurately explains the role of chlorophyll and chloroplasts; links photosynthesis to energy for growth with no misconceptions.</w:t>
+              <w:t xml:space="preserve">Correctly distinguishes the reactants from light energy and chlorophyll, gives both equations, and accurately describes where each stage occurs, the key steps and how ATP and NADPH link the stages.</w:t>
             </w:r>
           </w:p>
         </w:tc>
@@ -1788,7 +1363,7 @@
                 <w:sz w:val="18"/>
                 <w:szCs w:val="18"/>
               </w:rPr>
-              <w:t xml:space="preserve">Correctly identifies most inputs and outputs; writes the word equation correctly; explains the role of light and chlorophyll with minor omissions; mostly links photosynthesis to plant growth.</w:t>
+              <w:t xml:space="preserve">States most requirements and equations correctly and describes both stages with minor omissions or errors.</w:t>
             </w:r>
           </w:p>
         </w:tc>
@@ -1820,7 +1395,7 @@
                 <w:sz w:val="18"/>
                 <w:szCs w:val="18"/>
               </w:rPr>
-              <w:t xml:space="preserve">Identifies some inputs or outputs but makes errors (e.g., omits water or confuses respiration with photosynthesis); equation is incomplete or incorrect; limited connection to growth.</w:t>
+              <w:t xml:space="preserve">Names some requirements or an equation but confuses the stages or leaves out key steps.</w:t>
             </w:r>
           </w:p>
         </w:tc>
@@ -1854,7 +1429,7 @@
                 <w:sz w:val="18"/>
                 <w:szCs w:val="18"/>
               </w:rPr>
-              <w:t xml:space="preserve">Explanation of the Wilting Phenomenon</w:t>
+              <w:t xml:space="preserve">Explaining wilting using leaf structure and water movement</w:t>
             </w:r>
           </w:p>
         </w:tc>
@@ -1886,7 +1461,7 @@
                 <w:sz w:val="18"/>
                 <w:szCs w:val="18"/>
               </w:rPr>
-              <w:t xml:space="preserve">Clearly and accurately explains transpiration, stomatal opening, and the imbalance between water loss and uptake; explains why moist soil does not prevent wilting; explains overnight recovery using scientific reasoning about turgor pressure.</w:t>
+              <w:t xml:space="preserve">Clearly links stomata, transpiration, xylem supply rate and loss of turgor, explains why wet soil does not prevent wilting, and explains overnight recovery.</w:t>
             </w:r>
           </w:p>
         </w:tc>
@@ -1918,7 +1493,7 @@
                 <w:sz w:val="18"/>
                 <w:szCs w:val="18"/>
               </w:rPr>
-              <w:t xml:space="preserve">Explains transpiration and links it to wilting; mentions stomata and temperature; explains recovery but may not explicitly discuss turgor pressure or rate imbalance.</w:t>
+              <w:t xml:space="preserve">Explains wilting through water loss and turgor but is less clear about rate of loss versus supply or about recovery.</w:t>
             </w:r>
           </w:p>
         </w:tc>
@@ -1950,7 +1525,7 @@
                 <w:sz w:val="18"/>
                 <w:szCs w:val="18"/>
               </w:rPr>
-              <w:t xml:space="preserve">States that water is lost but does not explain the mechanism; may incorrectly claim the soil is dry or that wilting is permanent damage; recovery is not explained or is explained incorrectly.</w:t>
+              <w:t xml:space="preserve">Says the plant lacks water or is hot without linking stomata, transpiration and turgor.</w:t>
             </w:r>
           </w:p>
         </w:tc>
@@ -1984,7 +1559,7 @@
                 <w:sz w:val="18"/>
                 <w:szCs w:val="18"/>
               </w:rPr>
-              <w:t xml:space="preserve">Use of Evidence from Investigations</w:t>
+              <w:t xml:space="preserve">Use of evidence and limiting factors</w:t>
             </w:r>
           </w:p>
         </w:tc>
@@ -2016,7 +1591,7 @@
                 <w:sz w:val="18"/>
                 <w:szCs w:val="18"/>
               </w:rPr>
-              <w:t xml:space="preserve">Integrates specific evidence from at least three investigations (e.g., Vaseline-leaf activity, starch test, light-intensity experiment, mineral deficiency/hydroponics); evidence is used to directly support claims throughout all sections.</w:t>
+              <w:t xml:space="preserve">Accurately uses the starch test, the light-intensity graph shape, the temperature curve and the definition of a limiting factor to justify claims, and correctly applies them to the Naivasha and Kericho examples.</w:t>
             </w:r>
           </w:p>
         </w:tc>
@@ -2048,7 +1623,7 @@
                 <w:sz w:val="18"/>
                 <w:szCs w:val="18"/>
               </w:rPr>
-              <w:t xml:space="preserve">References evidence from at least two investigations; evidence is relevant and mostly supports the claims made, though the connection may not always be explicit.</w:t>
+              <w:t xml:space="preserve">Uses some evidence and defines a limiting factor, with partial application to the farm examples.</w:t>
             </w:r>
           </w:p>
         </w:tc>
@@ -2080,7 +1655,7 @@
                 <w:sz w:val="18"/>
                 <w:szCs w:val="18"/>
               </w:rPr>
-              <w:t xml:space="preserve">Mentions one investigation or refers to evidence vaguely (e.g., 'in our experiment'); evidence is not clearly linked to the scientific claim being made.</w:t>
+              <w:t xml:space="preserve">States facts without evidence, or the limiting factor idea is missing or incorrect.</w:t>
             </w:r>
           </w:p>
         </w:tc>
@@ -2114,7 +1689,7 @@
                 <w:sz w:val="18"/>
                 <w:szCs w:val="18"/>
               </w:rPr>
-              <w:t xml:space="preserve">Mineral Nutrition and Plant Health</w:t>
+              <w:t xml:space="preserve">Integration of minerals and the complete causal chain for the pallor</w:t>
             </w:r>
           </w:p>
         </w:tc>
@@ -2146,7 +1721,7 @@
                 <w:sz w:val="18"/>
                 <w:szCs w:val="18"/>
               </w:rPr>
-              <w:t xml:space="preserve">Accurately identifies at least three mineral ions (nitrates, magnesium, phosphates), states a specific role for each, and connects mineral deficiency to observable symptoms (e.g., chlorosis, stunted growth); links magnesium specifically to chlorophyll and photosynthesis.</w:t>
+              <w:t xml:space="preserve">Builds a clear, sequenced chain from low light to less ATP and NADPH to less glucose to slow growth and less chlorophyll maintained, and explains the role of nitrogen and magnesium in chlorophyll.</w:t>
             </w:r>
           </w:p>
         </w:tc>
@@ -2178,7 +1753,7 @@
                 <w:sz w:val="18"/>
                 <w:szCs w:val="18"/>
               </w:rPr>
-              <w:t xml:space="preserve">Identifies two mineral ions with correct roles; connects at least one deficiency to an observable symptom; partially links minerals to photosynthesis or growth.</w:t>
+              <w:t xml:space="preserve">Gives a mostly complete chain but one step or the link to chlorophyll or minerals is missing or unclear.</w:t>
             </w:r>
           </w:p>
         </w:tc>
@@ -2210,7 +1785,7 @@
                 <w:sz w:val="18"/>
                 <w:szCs w:val="18"/>
               </w:rPr>
-              <w:t xml:space="preserve">Names one or two minerals without explaining their specific roles; symptoms of deficiency are missing or incorrect; no clear link to photosynthesis.</w:t>
+              <w:t xml:space="preserve">Gives a brief statement that shade means less food, without a causal chain.</w:t>
             </w:r>
           </w:p>
         </w:tc>
@@ -2244,7 +1819,7 @@
                 <w:sz w:val="18"/>
                 <w:szCs w:val="18"/>
               </w:rPr>
-              <w:t xml:space="preserve">Synthesis and Use of Scientific Vocabulary</w:t>
+              <w:t xml:space="preserve">Communication and Kenyan application</w:t>
             </w:r>
           </w:p>
         </w:tc>
@@ -2276,7 +1851,7 @@
                 <w:sz w:val="18"/>
                 <w:szCs w:val="18"/>
               </w:rPr>
-              <w:t xml:space="preserve">Integrates all major concepts (transpiration, stomata, turgor, photosynthesis, chlorophyll, chloroplasts, mineral ions, glucose) into a coherent, well-structured narrative that fully answers the driving question; uses all key vocabulary correctly and consistently.</w:t>
+              <w:t xml:space="preserve">Uses precise scientific vocabulary, organises answers clearly, and gives a sensible, evidence-based farming recommendation.</w:t>
             </w:r>
           </w:p>
         </w:tc>
@@ -2308,7 +1883,7 @@
                 <w:sz w:val="18"/>
                 <w:szCs w:val="18"/>
               </w:rPr>
-              <w:t xml:space="preserve">Addresses most major concepts and uses most key vocabulary correctly; the overall answer is coherent but one or two concepts are underdeveloped or a term is used slightly inaccurately.</w:t>
+              <w:t xml:space="preserve">Mostly clear writing with some correct terms and a reasonable but general recommendation.</w:t>
             </w:r>
           </w:p>
         </w:tc>
@@ -2340,7 +1915,7 @@
                 <w:sz w:val="18"/>
                 <w:szCs w:val="18"/>
               </w:rPr>
-              <w:t xml:space="preserve">Addresses fewer than half the major concepts; key vocabulary is missing, misused, or used inconsistently; the answer does not fully address the driving question.</w:t>
+              <w:t xml:space="preserve">Writing is unclear or uses few scientific terms, and the recommendation is missing or not linked to the evidence.</w:t>
             </w:r>
           </w:p>
         </w:tc>
@@ -2464,7 +2039,7 @@
         </w:rPr>
         <w:t xml:space="preserve">© 2026 SeaVuria and ARES. This work is licensed under a </w:t>
       </w:r>
-      <w:hyperlink w:history="1" r:id="rIdqk03ksvm5y-6f9tmj_evp">
+      <w:hyperlink w:history="1" r:id="rIdijwk6u43qmv8zawe7luiv">
         <w:r>
           <w:rPr>
             <w:rFonts w:ascii="Arial" w:cs="Arial" w:eastAsia="Arial" w:hAnsi="Arial"/>
@@ -2484,7 +2059,7 @@
         </w:rPr>
         <w:t xml:space="preserve"> (</w:t>
       </w:r>
-      <w:hyperlink w:history="1" r:id="rIdm8lzrcmofi7ccvyf3guaw">
+      <w:hyperlink w:history="1" r:id="rId_db0f9mgfsbdge7tabdb1">
         <w:r>
           <w:rPr>
             <w:rFonts w:ascii="Arial" w:cs="Arial" w:eastAsia="Arial" w:hAnsi="Arial"/>
@@ -2504,7 +2079,7 @@
         </w:rPr>
         <w:t xml:space="preserve">). To view a copy of this license, visit </w:t>
       </w:r>
-      <w:hyperlink w:history="1" r:id="rId7icqfkwarwxpvw8koyqxl">
+      <w:hyperlink w:history="1" r:id="rId6f5fnxnv58o4pwpgcbre7">
         <w:r>
           <w:rPr>
             <w:rFonts w:ascii="Arial" w:cs="Arial" w:eastAsia="Arial" w:hAnsi="Arial"/>

--- a/data/outputs/v2/Biology/SS2.1_Plant_Nutrition/Biology_Plant_Nutrition_FinalExplanation.docx
+++ b/data/outputs/v2/Biology/SS2.1_Plant_Nutrition/Biology_Plant_Nutrition_FinalExplanation.docx
@@ -2039,7 +2039,7 @@
         </w:rPr>
         <w:t xml:space="preserve">© 2026 SeaVuria and ARES. This work is licensed under a </w:t>
       </w:r>
-      <w:hyperlink w:history="1" r:id="rIdijwk6u43qmv8zawe7luiv">
+      <w:hyperlink w:history="1" r:id="rId2sp4yztc5wsnocss3ijiv">
         <w:r>
           <w:rPr>
             <w:rFonts w:ascii="Arial" w:cs="Arial" w:eastAsia="Arial" w:hAnsi="Arial"/>
@@ -2059,7 +2059,7 @@
         </w:rPr>
         <w:t xml:space="preserve"> (</w:t>
       </w:r>
-      <w:hyperlink w:history="1" r:id="rId_db0f9mgfsbdge7tabdb1">
+      <w:hyperlink w:history="1" r:id="rIddtpa7lcrq65tsbmk3tbqi">
         <w:r>
           <w:rPr>
             <w:rFonts w:ascii="Arial" w:cs="Arial" w:eastAsia="Arial" w:hAnsi="Arial"/>
@@ -2079,7 +2079,7 @@
         </w:rPr>
         <w:t xml:space="preserve">). To view a copy of this license, visit </w:t>
       </w:r>
-      <w:hyperlink w:history="1" r:id="rId6f5fnxnv58o4pwpgcbre7">
+      <w:hyperlink w:history="1" r:id="rIdqh9ikegzqavv0dgnigtom">
         <w:r>
           <w:rPr>
             <w:rFonts w:ascii="Arial" w:cs="Arial" w:eastAsia="Arial" w:hAnsi="Arial"/>

--- a/data/outputs/v2/Biology/SS2.1_Plant_Nutrition/Biology_Plant_Nutrition_FinalExplanation.docx
+++ b/data/outputs/v2/Biology/SS2.1_Plant_Nutrition/Biology_Plant_Nutrition_FinalExplanation.docx
@@ -2039,7 +2039,7 @@
         </w:rPr>
         <w:t xml:space="preserve">© 2026 SeaVuria and ARES. This work is licensed under a </w:t>
       </w:r>
-      <w:hyperlink w:history="1" r:id="rId2sp4yztc5wsnocss3ijiv">
+      <w:hyperlink w:history="1" r:id="rIdey6pa87vm_gjpjjqpk7jo">
         <w:r>
           <w:rPr>
             <w:rFonts w:ascii="Arial" w:cs="Arial" w:eastAsia="Arial" w:hAnsi="Arial"/>
@@ -2059,7 +2059,7 @@
         </w:rPr>
         <w:t xml:space="preserve"> (</w:t>
       </w:r>
-      <w:hyperlink w:history="1" r:id="rIddtpa7lcrq65tsbmk3tbqi">
+      <w:hyperlink w:history="1" r:id="rIdstca75cw3qztgp4qkemhl">
         <w:r>
           <w:rPr>
             <w:rFonts w:ascii="Arial" w:cs="Arial" w:eastAsia="Arial" w:hAnsi="Arial"/>
@@ -2079,7 +2079,7 @@
         </w:rPr>
         <w:t xml:space="preserve">). To view a copy of this license, visit </w:t>
       </w:r>
-      <w:hyperlink w:history="1" r:id="rIdqh9ikegzqavv0dgnigtom">
+      <w:hyperlink w:history="1" r:id="rIdvnlx2rrq2gphkf9w--gq5">
         <w:r>
           <w:rPr>
             <w:rFonts w:ascii="Arial" w:cs="Arial" w:eastAsia="Arial" w:hAnsi="Arial"/>

--- a/data/outputs/v2/Biology/SS2.1_Plant_Nutrition/Biology_Plant_Nutrition_FinalExplanation.docx
+++ b/data/outputs/v2/Biology/SS2.1_Plant_Nutrition/Biology_Plant_Nutrition_FinalExplanation.docx
@@ -2039,7 +2039,7 @@
         </w:rPr>
         <w:t xml:space="preserve">© 2026 SeaVuria and ARES. This work is licensed under a </w:t>
       </w:r>
-      <w:hyperlink w:history="1" r:id="rIdey6pa87vm_gjpjjqpk7jo">
+      <w:hyperlink w:history="1" r:id="rIdjx6jk59xzhvqk7-so1h3z">
         <w:r>
           <w:rPr>
             <w:rFonts w:ascii="Arial" w:cs="Arial" w:eastAsia="Arial" w:hAnsi="Arial"/>
@@ -2059,7 +2059,7 @@
         </w:rPr>
         <w:t xml:space="preserve"> (</w:t>
       </w:r>
-      <w:hyperlink w:history="1" r:id="rIdstca75cw3qztgp4qkemhl">
+      <w:hyperlink w:history="1" r:id="rIdxf09w25gx1fjrdverp5zy">
         <w:r>
           <w:rPr>
             <w:rFonts w:ascii="Arial" w:cs="Arial" w:eastAsia="Arial" w:hAnsi="Arial"/>
@@ -2079,7 +2079,7 @@
         </w:rPr>
         <w:t xml:space="preserve">). To view a copy of this license, visit </w:t>
       </w:r>
-      <w:hyperlink w:history="1" r:id="rIdvnlx2rrq2gphkf9w--gq5">
+      <w:hyperlink w:history="1" r:id="rIdn9wxhr42gnlpofm76lcw8">
         <w:r>
           <w:rPr>
             <w:rFonts w:ascii="Arial" w:cs="Arial" w:eastAsia="Arial" w:hAnsi="Arial"/>

--- a/data/outputs/v2/Biology/SS2.1_Plant_Nutrition/Biology_Plant_Nutrition_FinalExplanation.docx
+++ b/data/outputs/v2/Biology/SS2.1_Plant_Nutrition/Biology_Plant_Nutrition_FinalExplanation.docx
@@ -2039,7 +2039,7 @@
         </w:rPr>
         <w:t xml:space="preserve">© 2026 SeaVuria and ARES. This work is licensed under a </w:t>
       </w:r>
-      <w:hyperlink w:history="1" r:id="rIdjx6jk59xzhvqk7-so1h3z">
+      <w:hyperlink w:history="1" r:id="rIdlz7ct5d9ixtammrmow_oc">
         <w:r>
           <w:rPr>
             <w:rFonts w:ascii="Arial" w:cs="Arial" w:eastAsia="Arial" w:hAnsi="Arial"/>
@@ -2059,7 +2059,7 @@
         </w:rPr>
         <w:t xml:space="preserve"> (</w:t>
       </w:r>
-      <w:hyperlink w:history="1" r:id="rIdxf09w25gx1fjrdverp5zy">
+      <w:hyperlink w:history="1" r:id="rIdzhbyljvcnfa_lrsbv1jt3">
         <w:r>
           <w:rPr>
             <w:rFonts w:ascii="Arial" w:cs="Arial" w:eastAsia="Arial" w:hAnsi="Arial"/>
@@ -2079,7 +2079,7 @@
         </w:rPr>
         <w:t xml:space="preserve">). To view a copy of this license, visit </w:t>
       </w:r>
-      <w:hyperlink w:history="1" r:id="rIdn9wxhr42gnlpofm76lcw8">
+      <w:hyperlink w:history="1" r:id="rId2ydh6fv8iwv6pxhsvqkhh">
         <w:r>
           <w:rPr>
             <w:rFonts w:ascii="Arial" w:cs="Arial" w:eastAsia="Arial" w:hAnsi="Arial"/>

--- a/data/outputs/v2/Biology/SS2.1_Plant_Nutrition/Biology_Plant_Nutrition_FinalExplanation.docx
+++ b/data/outputs/v2/Biology/SS2.1_Plant_Nutrition/Biology_Plant_Nutrition_FinalExplanation.docx
@@ -4,6 +4,7 @@
   <w:body>
     <w:p>
       <w:pPr>
+        <w:keepNext w:val="false"/>
         <w:spacing w:after="30" w:before="0"/>
         <w:jc w:val="center"/>
       </w:pPr>
@@ -23,6 +24,7 @@
     </w:p>
     <w:p>
       <w:pPr>
+        <w:keepNext w:val="false"/>
         <w:spacing w:after="60" w:before="0"/>
         <w:jc w:val="center"/>
       </w:pPr>
@@ -81,6 +83,7 @@
           </w:tcPr>
           <w:p>
             <w:pPr>
+              <w:keepNext w:val="false"/>
               <w:spacing w:after="40" w:before="0"/>
               <w:jc w:val="center"/>
             </w:pPr>
@@ -116,6 +119,7 @@
           </w:tcPr>
           <w:p>
             <w:pPr>
+              <w:keepNext w:val="false"/>
               <w:spacing w:after="40" w:before="0"/>
               <w:jc w:val="center"/>
             </w:pPr>
@@ -150,6 +154,7 @@
           </w:tcPr>
           <w:p>
             <w:pPr>
+              <w:keepNext w:val="false"/>
               <w:spacing w:after="40" w:before="0"/>
               <w:jc w:val="left"/>
             </w:pPr>
@@ -182,6 +187,7 @@
           </w:tcPr>
           <w:p>
             <w:pPr>
+              <w:keepNext w:val="false"/>
               <w:spacing w:after="40" w:before="0"/>
               <w:jc w:val="left"/>
             </w:pPr>
@@ -216,6 +222,7 @@
           </w:tcPr>
           <w:p>
             <w:pPr>
+              <w:keepNext w:val="false"/>
               <w:spacing w:after="40" w:before="0"/>
               <w:jc w:val="left"/>
             </w:pPr>
@@ -248,6 +255,7 @@
           </w:tcPr>
           <w:p>
             <w:pPr>
+              <w:keepNext w:val="false"/>
               <w:spacing w:after="40" w:before="0"/>
               <w:jc w:val="left"/>
             </w:pPr>
@@ -282,6 +290,7 @@
           </w:tcPr>
           <w:p>
             <w:pPr>
+              <w:keepNext w:val="false"/>
               <w:spacing w:after="40" w:before="0"/>
               <w:jc w:val="left"/>
             </w:pPr>
@@ -314,6 +323,7 @@
           </w:tcPr>
           <w:p>
             <w:pPr>
+              <w:keepNext w:val="false"/>
               <w:spacing w:after="40" w:before="0"/>
               <w:jc w:val="left"/>
             </w:pPr>
@@ -374,6 +384,7 @@
           </w:tcPr>
           <w:p>
             <w:pPr>
+              <w:keepNext w:val="false"/>
               <w:spacing w:after="40" w:before="0"/>
               <w:jc w:val="center"/>
             </w:pPr>
@@ -408,6 +419,7 @@
           </w:tcPr>
           <w:p>
             <w:pPr>
+              <w:keepNext w:val="false"/>
               <w:spacing w:after="40" w:before="0"/>
               <w:jc w:val="left"/>
             </w:pPr>
@@ -467,6 +479,7 @@
           </w:tcPr>
           <w:p>
             <w:pPr>
+              <w:keepNext/>
               <w:spacing w:after="40" w:before="0"/>
               <w:jc w:val="center"/>
             </w:pPr>
@@ -501,6 +514,7 @@
           </w:tcPr>
           <w:p>
             <w:pPr>
+              <w:keepNext/>
               <w:spacing w:after="40" w:before="0"/>
               <w:jc w:val="left"/>
             </w:pPr>
@@ -538,6 +552,7 @@
           </w:tcPr>
           <w:p>
             <w:pPr>
+              <w:keepNext w:val="false"/>
               <w:spacing w:after="40" w:before="0"/>
               <w:jc w:val="left"/>
             </w:pPr>
@@ -597,6 +612,7 @@
           </w:tcPr>
           <w:p>
             <w:pPr>
+              <w:keepNext/>
               <w:spacing w:after="40" w:before="0"/>
               <w:jc w:val="center"/>
             </w:pPr>
@@ -631,6 +647,7 @@
           </w:tcPr>
           <w:p>
             <w:pPr>
+              <w:keepNext/>
               <w:spacing w:after="40" w:before="0"/>
               <w:jc w:val="left"/>
             </w:pPr>
@@ -668,6 +685,7 @@
           </w:tcPr>
           <w:p>
             <w:pPr>
+              <w:keepNext w:val="false"/>
               <w:spacing w:after="40" w:before="0"/>
               <w:jc w:val="left"/>
             </w:pPr>
@@ -727,6 +745,7 @@
           </w:tcPr>
           <w:p>
             <w:pPr>
+              <w:keepNext/>
               <w:spacing w:after="40" w:before="0"/>
               <w:jc w:val="center"/>
             </w:pPr>
@@ -761,6 +780,7 @@
           </w:tcPr>
           <w:p>
             <w:pPr>
+              <w:keepNext/>
               <w:spacing w:after="40" w:before="0"/>
               <w:jc w:val="left"/>
             </w:pPr>
@@ -798,6 +818,7 @@
           </w:tcPr>
           <w:p>
             <w:pPr>
+              <w:keepNext w:val="false"/>
               <w:spacing w:after="40" w:before="0"/>
               <w:jc w:val="left"/>
             </w:pPr>
@@ -857,6 +878,7 @@
           </w:tcPr>
           <w:p>
             <w:pPr>
+              <w:keepNext/>
               <w:spacing w:after="40" w:before="0"/>
               <w:jc w:val="center"/>
             </w:pPr>
@@ -891,6 +913,7 @@
           </w:tcPr>
           <w:p>
             <w:pPr>
+              <w:keepNext/>
               <w:spacing w:after="40" w:before="0"/>
               <w:jc w:val="left"/>
             </w:pPr>
@@ -928,6 +951,7 @@
           </w:tcPr>
           <w:p>
             <w:pPr>
+              <w:keepNext w:val="false"/>
               <w:spacing w:after="40" w:before="0"/>
               <w:jc w:val="left"/>
             </w:pPr>
@@ -987,6 +1011,7 @@
           </w:tcPr>
           <w:p>
             <w:pPr>
+              <w:keepNext/>
               <w:spacing w:after="40" w:before="0"/>
               <w:jc w:val="center"/>
             </w:pPr>
@@ -1021,6 +1046,7 @@
           </w:tcPr>
           <w:p>
             <w:pPr>
+              <w:keepNext/>
               <w:spacing w:after="40" w:before="0"/>
               <w:jc w:val="left"/>
             </w:pPr>
@@ -1058,6 +1084,7 @@
           </w:tcPr>
           <w:p>
             <w:pPr>
+              <w:keepNext w:val="false"/>
               <w:spacing w:after="40" w:before="0"/>
               <w:jc w:val="left"/>
             </w:pPr>
@@ -1121,6 +1148,7 @@
           </w:tcPr>
           <w:p>
             <w:pPr>
+              <w:keepNext w:val="false"/>
               <w:spacing w:after="40" w:before="0"/>
               <w:jc w:val="center"/>
             </w:pPr>
@@ -1155,6 +1183,7 @@
           </w:tcPr>
           <w:p>
             <w:pPr>
+              <w:keepNext w:val="false"/>
               <w:spacing w:after="40" w:before="0"/>
               <w:jc w:val="left"/>
             </w:pPr>
@@ -1187,6 +1216,7 @@
           </w:tcPr>
           <w:p>
             <w:pPr>
+              <w:keepNext w:val="false"/>
               <w:spacing w:after="40" w:before="0"/>
               <w:jc w:val="left"/>
             </w:pPr>
@@ -1219,6 +1249,7 @@
           </w:tcPr>
           <w:p>
             <w:pPr>
+              <w:keepNext w:val="false"/>
               <w:spacing w:after="40" w:before="0"/>
               <w:jc w:val="left"/>
             </w:pPr>
@@ -1251,6 +1282,7 @@
           </w:tcPr>
           <w:p>
             <w:pPr>
+              <w:keepNext w:val="false"/>
               <w:spacing w:after="40" w:before="0"/>
               <w:jc w:val="left"/>
             </w:pPr>
@@ -1285,6 +1317,7 @@
           </w:tcPr>
           <w:p>
             <w:pPr>
+              <w:keepNext w:val="false"/>
               <w:spacing w:after="40" w:before="0"/>
               <w:jc w:val="left"/>
             </w:pPr>
@@ -1317,6 +1350,7 @@
           </w:tcPr>
           <w:p>
             <w:pPr>
+              <w:keepNext w:val="false"/>
               <w:spacing w:after="40" w:before="0"/>
               <w:jc w:val="left"/>
             </w:pPr>
@@ -1349,6 +1383,7 @@
           </w:tcPr>
           <w:p>
             <w:pPr>
+              <w:keepNext w:val="false"/>
               <w:spacing w:after="40" w:before="0"/>
               <w:jc w:val="left"/>
             </w:pPr>
@@ -1381,6 +1416,7 @@
           </w:tcPr>
           <w:p>
             <w:pPr>
+              <w:keepNext w:val="false"/>
               <w:spacing w:after="40" w:before="0"/>
               <w:jc w:val="left"/>
             </w:pPr>
@@ -1415,6 +1451,7 @@
           </w:tcPr>
           <w:p>
             <w:pPr>
+              <w:keepNext w:val="false"/>
               <w:spacing w:after="40" w:before="0"/>
               <w:jc w:val="left"/>
             </w:pPr>
@@ -1447,6 +1484,7 @@
           </w:tcPr>
           <w:p>
             <w:pPr>
+              <w:keepNext w:val="false"/>
               <w:spacing w:after="40" w:before="0"/>
               <w:jc w:val="left"/>
             </w:pPr>
@@ -1479,6 +1517,7 @@
           </w:tcPr>
           <w:p>
             <w:pPr>
+              <w:keepNext w:val="false"/>
               <w:spacing w:after="40" w:before="0"/>
               <w:jc w:val="left"/>
             </w:pPr>
@@ -1511,6 +1550,7 @@
           </w:tcPr>
           <w:p>
             <w:pPr>
+              <w:keepNext w:val="false"/>
               <w:spacing w:after="40" w:before="0"/>
               <w:jc w:val="left"/>
             </w:pPr>
@@ -1545,6 +1585,7 @@
           </w:tcPr>
           <w:p>
             <w:pPr>
+              <w:keepNext w:val="false"/>
               <w:spacing w:after="40" w:before="0"/>
               <w:jc w:val="left"/>
             </w:pPr>
@@ -1577,6 +1618,7 @@
           </w:tcPr>
           <w:p>
             <w:pPr>
+              <w:keepNext w:val="false"/>
               <w:spacing w:after="40" w:before="0"/>
               <w:jc w:val="left"/>
             </w:pPr>
@@ -1609,6 +1651,7 @@
           </w:tcPr>
           <w:p>
             <w:pPr>
+              <w:keepNext w:val="false"/>
               <w:spacing w:after="40" w:before="0"/>
               <w:jc w:val="left"/>
             </w:pPr>
@@ -1641,6 +1684,7 @@
           </w:tcPr>
           <w:p>
             <w:pPr>
+              <w:keepNext w:val="false"/>
               <w:spacing w:after="40" w:before="0"/>
               <w:jc w:val="left"/>
             </w:pPr>
@@ -1675,6 +1719,7 @@
           </w:tcPr>
           <w:p>
             <w:pPr>
+              <w:keepNext w:val="false"/>
               <w:spacing w:after="40" w:before="0"/>
               <w:jc w:val="left"/>
             </w:pPr>
@@ -1707,6 +1752,7 @@
           </w:tcPr>
           <w:p>
             <w:pPr>
+              <w:keepNext w:val="false"/>
               <w:spacing w:after="40" w:before="0"/>
               <w:jc w:val="left"/>
             </w:pPr>
@@ -1739,6 +1785,7 @@
           </w:tcPr>
           <w:p>
             <w:pPr>
+              <w:keepNext w:val="false"/>
               <w:spacing w:after="40" w:before="0"/>
               <w:jc w:val="left"/>
             </w:pPr>
@@ -1771,6 +1818,7 @@
           </w:tcPr>
           <w:p>
             <w:pPr>
+              <w:keepNext w:val="false"/>
               <w:spacing w:after="40" w:before="0"/>
               <w:jc w:val="left"/>
             </w:pPr>
@@ -1805,6 +1853,7 @@
           </w:tcPr>
           <w:p>
             <w:pPr>
+              <w:keepNext w:val="false"/>
               <w:spacing w:after="40" w:before="0"/>
               <w:jc w:val="left"/>
             </w:pPr>
@@ -1837,6 +1886,7 @@
           </w:tcPr>
           <w:p>
             <w:pPr>
+              <w:keepNext w:val="false"/>
               <w:spacing w:after="40" w:before="0"/>
               <w:jc w:val="left"/>
             </w:pPr>
@@ -1869,6 +1919,7 @@
           </w:tcPr>
           <w:p>
             <w:pPr>
+              <w:keepNext w:val="false"/>
               <w:spacing w:after="40" w:before="0"/>
               <w:jc w:val="left"/>
             </w:pPr>
@@ -1901,6 +1952,7 @@
           </w:tcPr>
           <w:p>
             <w:pPr>
+              <w:keepNext w:val="false"/>
               <w:spacing w:after="40" w:before="0"/>
               <w:jc w:val="left"/>
             </w:pPr>
@@ -2039,7 +2091,7 @@
         </w:rPr>
         <w:t xml:space="preserve">© 2026 SeaVuria and ARES. This work is licensed under a </w:t>
       </w:r>
-      <w:hyperlink w:history="1" r:id="rIdlz7ct5d9ixtammrmow_oc">
+      <w:hyperlink w:history="1" r:id="rIdywc-gnis8owwj6oetpz2_">
         <w:r>
           <w:rPr>
             <w:rFonts w:ascii="Arial" w:cs="Arial" w:eastAsia="Arial" w:hAnsi="Arial"/>
@@ -2059,7 +2111,7 @@
         </w:rPr>
         <w:t xml:space="preserve"> (</w:t>
       </w:r>
-      <w:hyperlink w:history="1" r:id="rIdzhbyljvcnfa_lrsbv1jt3">
+      <w:hyperlink w:history="1" r:id="rIdqmavo7q6g4aurxpjnxxpo">
         <w:r>
           <w:rPr>
             <w:rFonts w:ascii="Arial" w:cs="Arial" w:eastAsia="Arial" w:hAnsi="Arial"/>
@@ -2079,7 +2131,7 @@
         </w:rPr>
         <w:t xml:space="preserve">). To view a copy of this license, visit </w:t>
       </w:r>
-      <w:hyperlink w:history="1" r:id="rId2ydh6fv8iwv6pxhsvqkhh">
+      <w:hyperlink w:history="1" r:id="rIdgl8homryu1jqppfzdkpoc">
         <w:r>
           <w:rPr>
             <w:rFonts w:ascii="Arial" w:cs="Arial" w:eastAsia="Arial" w:hAnsi="Arial"/>

--- a/data/outputs/v2/Biology/SS2.1_Plant_Nutrition/Biology_Plant_Nutrition_FinalExplanation.docx
+++ b/data/outputs/v2/Biology/SS2.1_Plant_Nutrition/Biology_Plant_Nutrition_FinalExplanation.docx
@@ -2091,7 +2091,7 @@
         </w:rPr>
         <w:t xml:space="preserve">© 2026 SeaVuria and ARES. This work is licensed under a </w:t>
       </w:r>
-      <w:hyperlink w:history="1" r:id="rIdywc-gnis8owwj6oetpz2_">
+      <w:hyperlink w:history="1" r:id="rIdg9yjpvkxljb2nbfp-hg6v">
         <w:r>
           <w:rPr>
             <w:rFonts w:ascii="Arial" w:cs="Arial" w:eastAsia="Arial" w:hAnsi="Arial"/>
@@ -2111,7 +2111,7 @@
         </w:rPr>
         <w:t xml:space="preserve"> (</w:t>
       </w:r>
-      <w:hyperlink w:history="1" r:id="rIdqmavo7q6g4aurxpjnxxpo">
+      <w:hyperlink w:history="1" r:id="rIddmrpyjsv1nanqsiq8bhld">
         <w:r>
           <w:rPr>
             <w:rFonts w:ascii="Arial" w:cs="Arial" w:eastAsia="Arial" w:hAnsi="Arial"/>
@@ -2131,7 +2131,7 @@
         </w:rPr>
         <w:t xml:space="preserve">). To view a copy of this license, visit </w:t>
       </w:r>
-      <w:hyperlink w:history="1" r:id="rIdgl8homryu1jqppfzdkpoc">
+      <w:hyperlink w:history="1" r:id="rId-eaqnhppueeibec-hq0l_">
         <w:r>
           <w:rPr>
             <w:rFonts w:ascii="Arial" w:cs="Arial" w:eastAsia="Arial" w:hAnsi="Arial"/>
